--- a/Knowledge/1-Academic/2-College/1-Modern academy - 2017-2018/1-Intro to Computer Science/Source.docx
+++ b/Knowledge/1-Academic/2-College/1-Modern academy - 2017-2018/1-Intro to Computer Science/Source.docx
@@ -11,57 +11,2292 @@
         </w:numPr>
       </w:pPr>
       <w:r>
-        <w:t xml:space="preserve">* </w:t>
-      </w:r>
-      <w:r>
-        <w:rPr>
-          <w:b/>
-          <w:bCs/>
-        </w:rPr>
-        <w:t>Download Name</w:t>
+        <w:rPr>
+          <w:bCs/>
+        </w:rPr>
+        <w:t>*</w:t>
+      </w:r>
+      <w:r>
+        <w:rPr>
+          <w:b/>
+        </w:rPr>
+        <w:t xml:space="preserve"> Source ID: </w:t>
+      </w:r>
+      <w:r>
+        <w:rPr>
+          <w:bCs/>
+        </w:rPr>
+        <w:t>1</w:t>
+      </w:r>
+      <w:r>
+        <w:rPr>
+          <w:bCs/>
+        </w:rPr>
+        <w:t>5</w:t>
+      </w:r>
+      <w:r>
+        <w:rPr>
+          <w:bCs/>
+        </w:rPr>
+        <w:t>8</w:t>
+      </w:r>
+      <w:r>
+        <w:br/>
+      </w:r>
+      <w:r>
+        <w:t>*</w:t>
+      </w:r>
+      <w:r>
+        <w:t xml:space="preserve"> </w:t>
+      </w:r>
+      <w:r>
+        <w:rPr>
+          <w:b/>
+        </w:rPr>
+        <w:t>Content Title</w:t>
+      </w:r>
+      <w:r>
+        <w:t>: [Computer systems.pdf] [Multi Sources - Modern academy - 2017-2018 - Intro to Computer Science - Computer systems]</w:t>
+      </w:r>
+      <w:r>
+        <w:br/>
+        <w:t xml:space="preserve">* </w:t>
+      </w:r>
+      <w:r>
+        <w:rPr>
+          <w:b/>
+        </w:rPr>
+        <w:t>Content Type</w:t>
+      </w:r>
+      <w:r>
+        <w:t>: Document</w:t>
+      </w:r>
+    </w:p>
+    <w:p>
+      <w:pPr>
+        <w:pStyle w:val="ListParagraph"/>
+      </w:pPr>
+      <w:r>
+        <w:t xml:space="preserve">* </w:t>
+      </w:r>
+      <w:r>
+        <w:rPr>
+          <w:b/>
+        </w:rPr>
+        <w:t>Domain</w:t>
+      </w:r>
+      <w:r>
+        <w:t>: Educational</w:t>
+      </w:r>
+    </w:p>
+    <w:p>
+      <w:pPr>
+        <w:pStyle w:val="ListParagraph"/>
+      </w:pPr>
+      <w:r>
+        <w:t xml:space="preserve">* </w:t>
+      </w:r>
+      <w:r>
+        <w:rPr>
+          <w:b/>
+        </w:rPr>
+        <w:t>Source Platform</w:t>
+      </w:r>
+      <w:r>
+        <w:t>: Modern Academy (Egypt) – College Educational Material</w:t>
+      </w:r>
+      <w:r>
+        <w:br/>
+      </w:r>
+      <w:r>
+        <w:t xml:space="preserve">* </w:t>
+      </w:r>
+      <w:r>
+        <w:rPr>
+          <w:b/>
+        </w:rPr>
+        <w:t>Source Reference</w:t>
+      </w:r>
+      <w:r>
+        <w:t>: Modern Academy (Egypt) Textbook: “Computer Systems” – 1-Intro to Computer Science (2017–2018 Edition)</w:t>
+      </w:r>
+    </w:p>
+    <w:p>
+      <w:pPr>
+        <w:pStyle w:val="ListParagraph"/>
+      </w:pPr>
+      <w:r>
+        <w:t xml:space="preserve">* </w:t>
+      </w:r>
+      <w:r>
+        <w:rPr>
+          <w:b/>
+          <w:bCs/>
+        </w:rPr>
+        <w:t>Source Type</w:t>
       </w:r>
       <w:r>
         <w:t xml:space="preserve">: </w:t>
       </w:r>
       <w:r>
-        <w:t>[</w:t>
-      </w:r>
-      <w:r>
-        <w:t>Computer systems.pdf</w:t>
-      </w:r>
-      <w:r>
-        <w:t>] [</w:t>
-      </w:r>
-      <w:r>
-        <w:t>Modern academy - 2017-2018</w:t>
-      </w:r>
-      <w:r>
-        <w:t xml:space="preserve"> - </w:t>
-      </w:r>
-      <w:r>
-        <w:t>Intro to Computer Science</w:t>
-      </w:r>
-      <w:r>
-        <w:t xml:space="preserve"> - </w:t>
-      </w:r>
-      <w:r>
-        <w:t>Computer systems</w:t>
+        <w:t>Scan</w:t>
+      </w:r>
+    </w:p>
+    <w:p>
+      <w:pPr>
+        <w:pStyle w:val="ListParagraph"/>
+      </w:pPr>
+      <w:r>
+        <w:t xml:space="preserve">* </w:t>
+      </w:r>
+      <w:r>
+        <w:rPr>
+          <w:b/>
+          <w:bCs/>
+        </w:rPr>
+        <w:t>Source Nature:</w:t>
+      </w:r>
+      <w:r>
+        <w:t xml:space="preserve"> </w:t>
+      </w:r>
+      <w:r>
+        <w:t>Physical</w:t>
+      </w:r>
+    </w:p>
+    <w:p>
+      <w:pPr>
+        <w:pStyle w:val="ListParagraph"/>
+      </w:pPr>
+      <w:r>
+        <w:t xml:space="preserve">* </w:t>
+      </w:r>
+      <w:r>
+        <w:rPr>
+          <w:b/>
+        </w:rPr>
+        <w:t>Storage Host</w:t>
+      </w:r>
+      <w:r>
+        <w:t>: [Locally Stored on Device [Huawei Y7 Prime 2019 – Mobile Scan Folder]</w:t>
+      </w:r>
+    </w:p>
+    <w:p>
+      <w:pPr>
+        <w:ind w:left="720"/>
+      </w:pPr>
+      <w:r>
+        <w:t xml:space="preserve">* </w:t>
+      </w:r>
+      <w:r>
+        <w:rPr>
+          <w:b/>
+        </w:rPr>
+        <w:t>Acquisition Method</w:t>
+      </w:r>
+      <w:r>
+        <w:t>: Application: Microsoft Lens (https://www.microsoft.com/en-us/microsoft-lens) [Used to capture and digitize the physical college textbook into PDF format]</w:t>
+      </w:r>
+      <w:r>
+        <w:br/>
+        <w:t xml:space="preserve">* </w:t>
+      </w:r>
+      <w:r>
+        <w:rPr>
+          <w:b/>
+        </w:rPr>
+        <w:t>File Format</w:t>
+      </w:r>
+      <w:r>
+        <w:t>: .pdf</w:t>
+      </w:r>
+    </w:p>
+    <w:p>
+      <w:pPr>
+        <w:ind w:left="720"/>
+      </w:pPr>
+      <w:r>
+        <w:t xml:space="preserve">* </w:t>
+      </w:r>
+      <w:r>
+        <w:rPr>
+          <w:b/>
+        </w:rPr>
+        <w:t>Content Quality</w:t>
+      </w:r>
+      <w:r>
+        <w:t>: No Quality</w:t>
+      </w:r>
+    </w:p>
+    <w:p>
+      <w:pPr>
+        <w:ind w:left="720"/>
+      </w:pPr>
+      <w:r>
+        <w:t xml:space="preserve">* </w:t>
+      </w:r>
+      <w:r>
+        <w:rPr>
+          <w:b/>
+        </w:rPr>
+        <w:t>Acquisition Date</w:t>
+      </w:r>
+      <w:r>
+        <w:t>: No Date</w:t>
+      </w:r>
+    </w:p>
+    <w:p>
+      <w:pPr>
+        <w:ind w:left="720"/>
+      </w:pPr>
+      <w:r>
+        <w:t xml:space="preserve">* </w:t>
+      </w:r>
+      <w:r>
+        <w:rPr>
+          <w:b/>
+        </w:rPr>
+        <w:t>Storage Location</w:t>
+      </w:r>
+      <w:r>
+        <w:t xml:space="preserve">: </w:t>
+      </w:r>
+      <w:proofErr w:type="spellStart"/>
+      <w:r>
+        <w:t>StorageType</w:t>
+      </w:r>
+      <w:proofErr w:type="spellEnd"/>
+      <w:r>
+        <w:t xml:space="preserve">: Cloud -&gt; Platform: GitHub -&gt; Account: </w:t>
+      </w:r>
+      <w:proofErr w:type="spellStart"/>
+      <w:r>
+        <w:t>topicsscience</w:t>
+      </w:r>
+      <w:proofErr w:type="spellEnd"/>
+      <w:r>
+        <w:t xml:space="preserve"> -&gt; Repository: </w:t>
+      </w:r>
+      <w:proofErr w:type="spellStart"/>
+      <w:r>
+        <w:t>kingdomheartsknowledge</w:t>
+      </w:r>
+      <w:proofErr w:type="spellEnd"/>
+      <w:r>
+        <w:t xml:space="preserve"> -&gt; Path: Knowledge/1-Academic/2-College </w:t>
+      </w:r>
+      <w:proofErr w:type="gramStart"/>
+      <w:r>
+        <w:t>/..</w:t>
+      </w:r>
+      <w:proofErr w:type="gramEnd"/>
+    </w:p>
+    <w:p>
+      <w:pPr>
+        <w:ind w:firstLine="720"/>
+      </w:pPr>
+      <w:r>
+        <w:t xml:space="preserve">* </w:t>
+      </w:r>
+      <w:r>
+        <w:rPr>
+          <w:b/>
+        </w:rPr>
+        <w:t>Notes</w:t>
+      </w:r>
+      <w:r>
+        <w:t>:</w:t>
+      </w:r>
+    </w:p>
+    <w:p/>
+    <w:p/>
+    <w:p/>
+    <w:p>
+      <w:pPr>
+        <w:pStyle w:val="ListParagraph"/>
+        <w:numPr>
+          <w:ilvl w:val="0"/>
+          <w:numId w:val="5"/>
+        </w:numPr>
+      </w:pPr>
+      <w:r>
+        <w:rPr>
+          <w:bCs/>
+        </w:rPr>
+        <w:t>*</w:t>
+      </w:r>
+      <w:r>
+        <w:rPr>
+          <w:b/>
+        </w:rPr>
+        <w:t xml:space="preserve"> Source ID: </w:t>
+      </w:r>
+      <w:r>
+        <w:rPr>
+          <w:bCs/>
+        </w:rPr>
+        <w:t>1</w:t>
+      </w:r>
+      <w:r>
+        <w:rPr>
+          <w:bCs/>
+        </w:rPr>
+        <w:t>5</w:t>
+      </w:r>
+      <w:r>
+        <w:rPr>
+          <w:bCs/>
+        </w:rPr>
+        <w:t>9</w:t>
+      </w:r>
+      <w:r>
+        <w:br/>
+      </w:r>
+      <w:r>
+        <w:t xml:space="preserve">* </w:t>
+      </w:r>
+      <w:r>
+        <w:rPr>
+          <w:b/>
+        </w:rPr>
+        <w:t>Content Title</w:t>
+      </w:r>
+      <w:r>
+        <w:t>: [The System Unit processing and memory.pdf] [Multi Sources - Modern academy - 2017-2018 - Intro to Computer Science - The System Unit processing and memory]</w:t>
+      </w:r>
+      <w:r>
+        <w:br/>
+        <w:t xml:space="preserve">* </w:t>
+      </w:r>
+      <w:r>
+        <w:rPr>
+          <w:b/>
+        </w:rPr>
+        <w:t>Content Type</w:t>
+      </w:r>
+      <w:r>
+        <w:t>: Document</w:t>
+      </w:r>
+    </w:p>
+    <w:p>
+      <w:pPr>
+        <w:pStyle w:val="ListParagraph"/>
+      </w:pPr>
+      <w:r>
+        <w:t xml:space="preserve">* </w:t>
+      </w:r>
+      <w:r>
+        <w:rPr>
+          <w:b/>
+        </w:rPr>
+        <w:t>Domain</w:t>
+      </w:r>
+      <w:r>
+        <w:t>: Educational</w:t>
+      </w:r>
+    </w:p>
+    <w:p>
+      <w:pPr>
+        <w:pStyle w:val="ListParagraph"/>
+      </w:pPr>
+      <w:r>
+        <w:t xml:space="preserve">* </w:t>
+      </w:r>
+      <w:r>
+        <w:rPr>
+          <w:b/>
+        </w:rPr>
+        <w:t>Source Platform</w:t>
+      </w:r>
+      <w:r>
+        <w:t>: Modern Academy (Egypt) – College Educational Material</w:t>
+      </w:r>
+      <w:r>
+        <w:br/>
+        <w:t xml:space="preserve">* </w:t>
+      </w:r>
+      <w:r>
+        <w:rPr>
+          <w:b/>
+        </w:rPr>
+        <w:t>Source Reference</w:t>
+      </w:r>
+      <w:r>
+        <w:t xml:space="preserve">: </w:t>
+      </w:r>
+      <w:r>
+        <w:t xml:space="preserve">Modern Academy (Egypt) Textbook: “Computer Systems” – </w:t>
+      </w:r>
+      <w:r>
+        <w:t>2</w:t>
+      </w:r>
+      <w:r>
+        <w:t>-</w:t>
+      </w:r>
+      <w:r>
+        <w:t xml:space="preserve"> </w:t>
+      </w:r>
+      <w:r>
+        <w:t>The System Unit processing and memory</w:t>
+      </w:r>
+      <w:r>
+        <w:t xml:space="preserve"> </w:t>
+      </w:r>
+      <w:r>
+        <w:t>(2017–2018 Edition)</w:t>
+      </w:r>
+    </w:p>
+    <w:p>
+      <w:pPr>
+        <w:pStyle w:val="ListParagraph"/>
+      </w:pPr>
+      <w:r>
+        <w:t xml:space="preserve">* </w:t>
+      </w:r>
+      <w:r>
+        <w:rPr>
+          <w:b/>
+          <w:bCs/>
+        </w:rPr>
+        <w:t>Source Type</w:t>
+      </w:r>
+      <w:r>
+        <w:t xml:space="preserve">: </w:t>
+      </w:r>
+      <w:r>
+        <w:t>Scan</w:t>
+      </w:r>
+    </w:p>
+    <w:p>
+      <w:pPr>
+        <w:pStyle w:val="ListParagraph"/>
+      </w:pPr>
+      <w:r>
+        <w:t xml:space="preserve">* </w:t>
+      </w:r>
+      <w:r>
+        <w:rPr>
+          <w:b/>
+          <w:bCs/>
+        </w:rPr>
+        <w:t>Source Nature:</w:t>
+      </w:r>
+      <w:r>
+        <w:t xml:space="preserve"> </w:t>
+      </w:r>
+      <w:r>
+        <w:t>Physical</w:t>
+      </w:r>
+    </w:p>
+    <w:p>
+      <w:pPr>
+        <w:pStyle w:val="ListParagraph"/>
+      </w:pPr>
+      <w:r>
+        <w:lastRenderedPageBreak/>
+        <w:t xml:space="preserve">* </w:t>
+      </w:r>
+      <w:r>
+        <w:rPr>
+          <w:b/>
+        </w:rPr>
+        <w:t>Storage Host</w:t>
+      </w:r>
+      <w:r>
+        <w:t>: [Locally Stored on Device [Huawei Y7 Prime 2019 – Mobile Scan Folder]</w:t>
+      </w:r>
+    </w:p>
+    <w:p>
+      <w:pPr>
+        <w:ind w:left="720"/>
+      </w:pPr>
+      <w:r>
+        <w:t xml:space="preserve">* </w:t>
+      </w:r>
+      <w:r>
+        <w:rPr>
+          <w:b/>
+        </w:rPr>
+        <w:t>Acquisition Method</w:t>
+      </w:r>
+      <w:r>
+        <w:t>: Application: Microsoft Lens (https://www.microsoft.com/en-us/microsoft-lens) [Used to capture and digitize the physical college textbook into PDF format]</w:t>
+      </w:r>
+      <w:r>
+        <w:br/>
+        <w:t xml:space="preserve">* </w:t>
+      </w:r>
+      <w:r>
+        <w:rPr>
+          <w:b/>
+        </w:rPr>
+        <w:t>File Format</w:t>
+      </w:r>
+      <w:r>
+        <w:t>: .pdf</w:t>
+      </w:r>
+    </w:p>
+    <w:p>
+      <w:pPr>
+        <w:ind w:left="720"/>
+      </w:pPr>
+      <w:r>
+        <w:t xml:space="preserve">* </w:t>
+      </w:r>
+      <w:r>
+        <w:rPr>
+          <w:b/>
+        </w:rPr>
+        <w:t>Content Quality</w:t>
+      </w:r>
+      <w:r>
+        <w:t>: No Quality</w:t>
+      </w:r>
+    </w:p>
+    <w:p>
+      <w:pPr>
+        <w:ind w:left="720"/>
+      </w:pPr>
+      <w:r>
+        <w:t xml:space="preserve">* </w:t>
+      </w:r>
+      <w:r>
+        <w:rPr>
+          <w:b/>
+        </w:rPr>
+        <w:t>Acquisition Date</w:t>
+      </w:r>
+      <w:r>
+        <w:t>: No Date</w:t>
+      </w:r>
+    </w:p>
+    <w:p>
+      <w:pPr>
+        <w:ind w:left="720"/>
+      </w:pPr>
+      <w:r>
+        <w:t xml:space="preserve">* </w:t>
+      </w:r>
+      <w:r>
+        <w:rPr>
+          <w:b/>
+        </w:rPr>
+        <w:t>Storage Location</w:t>
+      </w:r>
+      <w:r>
+        <w:t xml:space="preserve">: </w:t>
+      </w:r>
+      <w:proofErr w:type="spellStart"/>
+      <w:r>
+        <w:t>StorageType</w:t>
+      </w:r>
+      <w:proofErr w:type="spellEnd"/>
+      <w:r>
+        <w:t xml:space="preserve">: Cloud -&gt; Platform: GitHub -&gt; Account: </w:t>
+      </w:r>
+      <w:proofErr w:type="spellStart"/>
+      <w:r>
+        <w:t>topicsscience</w:t>
+      </w:r>
+      <w:proofErr w:type="spellEnd"/>
+      <w:r>
+        <w:t xml:space="preserve"> -&gt; Repository: </w:t>
+      </w:r>
+      <w:proofErr w:type="spellStart"/>
+      <w:r>
+        <w:t>kingdomheartsknowledge</w:t>
+      </w:r>
+      <w:proofErr w:type="spellEnd"/>
+      <w:r>
+        <w:t xml:space="preserve"> -&gt; Path: Knowledge/1-Academic/2-College </w:t>
+      </w:r>
+      <w:proofErr w:type="gramStart"/>
+      <w:r>
+        <w:t>/..</w:t>
+      </w:r>
+      <w:proofErr w:type="gramEnd"/>
+    </w:p>
+    <w:p>
+      <w:pPr>
+        <w:ind w:firstLine="720"/>
+      </w:pPr>
+      <w:r>
+        <w:t xml:space="preserve">* </w:t>
+      </w:r>
+      <w:r>
+        <w:rPr>
+          <w:b/>
+        </w:rPr>
+        <w:t>Notes</w:t>
+      </w:r>
+      <w:r>
+        <w:t>:</w:t>
+      </w:r>
+    </w:p>
+    <w:p/>
+    <w:p>
+      <w:pPr>
+        <w:pStyle w:val="ListParagraph"/>
+        <w:numPr>
+          <w:ilvl w:val="0"/>
+          <w:numId w:val="5"/>
+        </w:numPr>
+      </w:pPr>
+      <w:r>
+        <w:rPr>
+          <w:bCs/>
+        </w:rPr>
+        <w:t>*</w:t>
+      </w:r>
+      <w:r>
+        <w:rPr>
+          <w:b/>
+        </w:rPr>
+        <w:t xml:space="preserve"> Source ID: </w:t>
+      </w:r>
+      <w:r>
+        <w:rPr>
+          <w:bCs/>
+        </w:rPr>
+        <w:t>1</w:t>
+      </w:r>
+      <w:r>
+        <w:rPr>
+          <w:bCs/>
+        </w:rPr>
+        <w:t>60</w:t>
+      </w:r>
+      <w:r>
+        <w:br/>
+      </w:r>
+      <w:r>
+        <w:t xml:space="preserve">* </w:t>
+      </w:r>
+      <w:r>
+        <w:rPr>
+          <w:b/>
+        </w:rPr>
+        <w:t>Content Title</w:t>
+      </w:r>
+      <w:r>
+        <w:t>: [Storage systems.pdf] [Multi Sources - Modern academy - 2017-2018 - Intro to Computer Science - Storage systems]</w:t>
+      </w:r>
+      <w:r>
+        <w:br/>
+        <w:t xml:space="preserve">* </w:t>
+      </w:r>
+      <w:r>
+        <w:rPr>
+          <w:b/>
+        </w:rPr>
+        <w:t>Content Type</w:t>
+      </w:r>
+      <w:r>
+        <w:t>: Document</w:t>
+      </w:r>
+    </w:p>
+    <w:p>
+      <w:pPr>
+        <w:pStyle w:val="ListParagraph"/>
+      </w:pPr>
+      <w:r>
+        <w:t xml:space="preserve">* </w:t>
+      </w:r>
+      <w:r>
+        <w:rPr>
+          <w:b/>
+        </w:rPr>
+        <w:t>Domain</w:t>
+      </w:r>
+      <w:r>
+        <w:t>: Educational</w:t>
+      </w:r>
+    </w:p>
+    <w:p>
+      <w:pPr>
+        <w:pStyle w:val="ListParagraph"/>
+      </w:pPr>
+      <w:r>
+        <w:t xml:space="preserve">* </w:t>
+      </w:r>
+      <w:r>
+        <w:rPr>
+          <w:b/>
+        </w:rPr>
+        <w:t>Source Platform</w:t>
+      </w:r>
+      <w:r>
+        <w:t>: Modern Academy (Egypt) – College Educational Material</w:t>
+      </w:r>
+      <w:r>
+        <w:br/>
+        <w:t xml:space="preserve">* </w:t>
+      </w:r>
+      <w:r>
+        <w:rPr>
+          <w:b/>
+        </w:rPr>
+        <w:t>Source Reference</w:t>
+      </w:r>
+      <w:r>
+        <w:t xml:space="preserve">: Modern Academy (Egypt) Textbook: “Computer Systems” – </w:t>
+      </w:r>
+      <w:r>
+        <w:t>3</w:t>
+      </w:r>
+      <w:r>
+        <w:t>-</w:t>
+      </w:r>
+      <w:r>
+        <w:t xml:space="preserve"> </w:t>
+      </w:r>
+      <w:r>
+        <w:t>Storage systems</w:t>
+      </w:r>
+      <w:r>
+        <w:t xml:space="preserve"> (2017–2018 Edition)</w:t>
+      </w:r>
+    </w:p>
+    <w:p>
+      <w:pPr>
+        <w:pStyle w:val="ListParagraph"/>
+      </w:pPr>
+      <w:r>
+        <w:t xml:space="preserve">* </w:t>
+      </w:r>
+      <w:r>
+        <w:rPr>
+          <w:b/>
+          <w:bCs/>
+        </w:rPr>
+        <w:t>Source Type</w:t>
+      </w:r>
+      <w:r>
+        <w:t xml:space="preserve">: </w:t>
+      </w:r>
+      <w:r>
+        <w:t>Scan</w:t>
+      </w:r>
+    </w:p>
+    <w:p>
+      <w:pPr>
+        <w:pStyle w:val="ListParagraph"/>
+      </w:pPr>
+      <w:r>
+        <w:t xml:space="preserve">* </w:t>
+      </w:r>
+      <w:r>
+        <w:rPr>
+          <w:b/>
+          <w:bCs/>
+        </w:rPr>
+        <w:t>Source Nature:</w:t>
+      </w:r>
+      <w:r>
+        <w:t xml:space="preserve"> </w:t>
+      </w:r>
+      <w:r>
+        <w:t>Physical</w:t>
+      </w:r>
+    </w:p>
+    <w:p>
+      <w:pPr>
+        <w:pStyle w:val="ListParagraph"/>
+      </w:pPr>
+      <w:r>
+        <w:t xml:space="preserve">* </w:t>
+      </w:r>
+      <w:r>
+        <w:rPr>
+          <w:b/>
+        </w:rPr>
+        <w:t>Storage Host</w:t>
+      </w:r>
+      <w:r>
+        <w:t>: [Locally Stored on Device [Huawei Y7 Prime 2019 – Mobile Scan Folder]</w:t>
+      </w:r>
+    </w:p>
+    <w:p>
+      <w:pPr>
+        <w:ind w:left="720"/>
+      </w:pPr>
+      <w:r>
+        <w:t xml:space="preserve">* </w:t>
+      </w:r>
+      <w:r>
+        <w:rPr>
+          <w:b/>
+        </w:rPr>
+        <w:t>Acquisition Method</w:t>
+      </w:r>
+      <w:r>
+        <w:t>: Application: Microsoft Lens (https://www.microsoft.com/en-us/microsoft-lens) [Used to capture and digitize the physical college textbook into PDF format]</w:t>
+      </w:r>
+      <w:r>
+        <w:br/>
+        <w:t xml:space="preserve">* </w:t>
+      </w:r>
+      <w:r>
+        <w:rPr>
+          <w:b/>
+        </w:rPr>
+        <w:t>File Format</w:t>
+      </w:r>
+      <w:r>
+        <w:t>: .pdf</w:t>
+      </w:r>
+    </w:p>
+    <w:p>
+      <w:pPr>
+        <w:ind w:left="720"/>
+      </w:pPr>
+      <w:r>
+        <w:t xml:space="preserve">* </w:t>
+      </w:r>
+      <w:r>
+        <w:rPr>
+          <w:b/>
+        </w:rPr>
+        <w:t>Content Quality</w:t>
+      </w:r>
+      <w:r>
+        <w:t>: No Quality</w:t>
+      </w:r>
+    </w:p>
+    <w:p>
+      <w:pPr>
+        <w:ind w:left="720"/>
+      </w:pPr>
+      <w:r>
+        <w:t xml:space="preserve">* </w:t>
+      </w:r>
+      <w:r>
+        <w:rPr>
+          <w:b/>
+        </w:rPr>
+        <w:t>Acquisition Date</w:t>
+      </w:r>
+      <w:r>
+        <w:t>: No Date</w:t>
+      </w:r>
+    </w:p>
+    <w:p>
+      <w:pPr>
+        <w:ind w:left="720"/>
+      </w:pPr>
+      <w:r>
+        <w:t xml:space="preserve">* </w:t>
+      </w:r>
+      <w:r>
+        <w:rPr>
+          <w:b/>
+        </w:rPr>
+        <w:t>Storage Location</w:t>
+      </w:r>
+      <w:r>
+        <w:t xml:space="preserve">: </w:t>
+      </w:r>
+      <w:proofErr w:type="spellStart"/>
+      <w:r>
+        <w:t>StorageType</w:t>
+      </w:r>
+      <w:proofErr w:type="spellEnd"/>
+      <w:r>
+        <w:t xml:space="preserve">: Cloud -&gt; Platform: GitHub -&gt; Account: </w:t>
+      </w:r>
+      <w:proofErr w:type="spellStart"/>
+      <w:r>
+        <w:t>topicsscience</w:t>
+      </w:r>
+      <w:proofErr w:type="spellEnd"/>
+      <w:r>
+        <w:t xml:space="preserve"> -&gt; Repository: </w:t>
+      </w:r>
+      <w:proofErr w:type="spellStart"/>
+      <w:r>
+        <w:t>kingdomheartsknowledge</w:t>
+      </w:r>
+      <w:proofErr w:type="spellEnd"/>
+      <w:r>
+        <w:t xml:space="preserve"> -&gt; Path: Knowledge/1-Academic/2-College </w:t>
+      </w:r>
+      <w:proofErr w:type="gramStart"/>
+      <w:r>
+        <w:t>/..</w:t>
+      </w:r>
+      <w:proofErr w:type="gramEnd"/>
+    </w:p>
+    <w:p>
+      <w:pPr>
+        <w:ind w:firstLine="720"/>
+      </w:pPr>
+      <w:r>
+        <w:t xml:space="preserve">* </w:t>
+      </w:r>
+      <w:r>
+        <w:rPr>
+          <w:b/>
+        </w:rPr>
+        <w:t>Notes</w:t>
+      </w:r>
+      <w:r>
+        <w:t>:</w:t>
+      </w:r>
+    </w:p>
+    <w:p/>
+    <w:p>
+      <w:pPr>
+        <w:pStyle w:val="ListParagraph"/>
+        <w:numPr>
+          <w:ilvl w:val="0"/>
+          <w:numId w:val="5"/>
+        </w:numPr>
+      </w:pPr>
+      <w:r>
+        <w:rPr>
+          <w:bCs/>
+        </w:rPr>
+        <w:lastRenderedPageBreak/>
+        <w:t>*</w:t>
+      </w:r>
+      <w:r>
+        <w:rPr>
+          <w:b/>
+        </w:rPr>
+        <w:t xml:space="preserve"> Source ID: </w:t>
+      </w:r>
+      <w:r>
+        <w:rPr>
+          <w:bCs/>
+        </w:rPr>
+        <w:t>1</w:t>
+      </w:r>
+      <w:r>
+        <w:rPr>
+          <w:bCs/>
+        </w:rPr>
+        <w:t>6</w:t>
+      </w:r>
+      <w:r>
+        <w:rPr>
+          <w:bCs/>
+        </w:rPr>
+        <w:t>1</w:t>
+      </w:r>
+      <w:r>
+        <w:br/>
+      </w:r>
+      <w:r>
+        <w:t xml:space="preserve">* </w:t>
+      </w:r>
+      <w:r>
+        <w:rPr>
+          <w:b/>
+        </w:rPr>
+        <w:t>Content Title</w:t>
+      </w:r>
+      <w:r>
+        <w:t>: [Input and output devices.pdf] [Multi Sources - Modern academy - 2017-2018 - Intro to Computer Science - Input and output devices]</w:t>
+      </w:r>
+      <w:r>
+        <w:br/>
+        <w:t xml:space="preserve">* </w:t>
+      </w:r>
+      <w:r>
+        <w:rPr>
+          <w:b/>
+        </w:rPr>
+        <w:t>Content Type</w:t>
+      </w:r>
+      <w:r>
+        <w:t>: Document</w:t>
+      </w:r>
+    </w:p>
+    <w:p>
+      <w:pPr>
+        <w:pStyle w:val="ListParagraph"/>
+      </w:pPr>
+      <w:r>
+        <w:t xml:space="preserve">* </w:t>
+      </w:r>
+      <w:r>
+        <w:rPr>
+          <w:b/>
+        </w:rPr>
+        <w:t>Domain</w:t>
+      </w:r>
+      <w:r>
+        <w:t>: Educational</w:t>
+      </w:r>
+    </w:p>
+    <w:p>
+      <w:pPr>
+        <w:pStyle w:val="ListParagraph"/>
+      </w:pPr>
+      <w:r>
+        <w:t xml:space="preserve">* </w:t>
+      </w:r>
+      <w:r>
+        <w:rPr>
+          <w:b/>
+        </w:rPr>
+        <w:t>Source Platform</w:t>
+      </w:r>
+      <w:r>
+        <w:t>: Modern Academy (Egypt) – College Educational Material</w:t>
+      </w:r>
+      <w:r>
+        <w:br/>
+        <w:t xml:space="preserve">* </w:t>
+      </w:r>
+      <w:r>
+        <w:rPr>
+          <w:b/>
+        </w:rPr>
+        <w:t>Source Reference</w:t>
+      </w:r>
+      <w:r>
+        <w:t>:</w:t>
+      </w:r>
+      <w:r>
+        <w:t xml:space="preserve"> Modern Academy (Egypt) Textbook: “Computer Systems” – </w:t>
+      </w:r>
+      <w:r>
+        <w:t>4</w:t>
+      </w:r>
+      <w:r>
+        <w:t>-</w:t>
+      </w:r>
+      <w:r>
+        <w:t xml:space="preserve"> </w:t>
+      </w:r>
+      <w:r>
+        <w:t>Input and output devices</w:t>
+      </w:r>
+      <w:r>
+        <w:t xml:space="preserve"> (2017–2018 Edition)</w:t>
+      </w:r>
+    </w:p>
+    <w:p>
+      <w:pPr>
+        <w:pStyle w:val="ListParagraph"/>
+      </w:pPr>
+      <w:r>
+        <w:t xml:space="preserve">* </w:t>
+      </w:r>
+      <w:r>
+        <w:rPr>
+          <w:b/>
+          <w:bCs/>
+        </w:rPr>
+        <w:t>Source Type</w:t>
+      </w:r>
+      <w:r>
+        <w:t xml:space="preserve">: </w:t>
+      </w:r>
+      <w:r>
+        <w:t>Scan</w:t>
+      </w:r>
+    </w:p>
+    <w:p>
+      <w:pPr>
+        <w:pStyle w:val="ListParagraph"/>
+      </w:pPr>
+      <w:r>
+        <w:t xml:space="preserve">* </w:t>
+      </w:r>
+      <w:r>
+        <w:rPr>
+          <w:b/>
+          <w:bCs/>
+        </w:rPr>
+        <w:t>Source Nature:</w:t>
+      </w:r>
+      <w:r>
+        <w:t xml:space="preserve"> </w:t>
+      </w:r>
+      <w:r>
+        <w:t>Physical</w:t>
+      </w:r>
+    </w:p>
+    <w:p>
+      <w:pPr>
+        <w:pStyle w:val="ListParagraph"/>
+      </w:pPr>
+      <w:r>
+        <w:t xml:space="preserve">* </w:t>
+      </w:r>
+      <w:r>
+        <w:rPr>
+          <w:b/>
+        </w:rPr>
+        <w:t>Storage Host</w:t>
+      </w:r>
+      <w:r>
+        <w:t>: [Locally Stored on Device [Huawei Y7 Prime 2019 – Mobile Scan Folder]</w:t>
+      </w:r>
+    </w:p>
+    <w:p>
+      <w:pPr>
+        <w:ind w:left="720"/>
+      </w:pPr>
+      <w:r>
+        <w:t xml:space="preserve">* </w:t>
+      </w:r>
+      <w:r>
+        <w:rPr>
+          <w:b/>
+        </w:rPr>
+        <w:t>Acquisition Method</w:t>
+      </w:r>
+      <w:r>
+        <w:t>: Application: Microsoft Lens (https://www.microsoft.com/en-us/microsoft-lens) [Used to capture and digitize the physical college textbook into PDF format]</w:t>
+      </w:r>
+      <w:r>
+        <w:br/>
+        <w:t xml:space="preserve">* </w:t>
+      </w:r>
+      <w:r>
+        <w:rPr>
+          <w:b/>
+        </w:rPr>
+        <w:t>File Format</w:t>
+      </w:r>
+      <w:r>
+        <w:t>: .pdf</w:t>
+      </w:r>
+    </w:p>
+    <w:p>
+      <w:pPr>
+        <w:ind w:left="720"/>
+      </w:pPr>
+      <w:r>
+        <w:t xml:space="preserve">* </w:t>
+      </w:r>
+      <w:r>
+        <w:rPr>
+          <w:b/>
+        </w:rPr>
+        <w:t>Content Quality</w:t>
+      </w:r>
+      <w:r>
+        <w:t>: No Quality</w:t>
+      </w:r>
+    </w:p>
+    <w:p>
+      <w:pPr>
+        <w:ind w:left="720"/>
+      </w:pPr>
+      <w:r>
+        <w:t xml:space="preserve">* </w:t>
+      </w:r>
+      <w:r>
+        <w:rPr>
+          <w:b/>
+        </w:rPr>
+        <w:t>Acquisition Date</w:t>
+      </w:r>
+      <w:r>
+        <w:t>: No Date</w:t>
+      </w:r>
+    </w:p>
+    <w:p>
+      <w:pPr>
+        <w:ind w:left="720"/>
+      </w:pPr>
+      <w:r>
+        <w:t xml:space="preserve">* </w:t>
+      </w:r>
+      <w:r>
+        <w:rPr>
+          <w:b/>
+        </w:rPr>
+        <w:t>Storage Location</w:t>
+      </w:r>
+      <w:r>
+        <w:t xml:space="preserve">: </w:t>
+      </w:r>
+      <w:proofErr w:type="spellStart"/>
+      <w:r>
+        <w:t>StorageType</w:t>
+      </w:r>
+      <w:proofErr w:type="spellEnd"/>
+      <w:r>
+        <w:t xml:space="preserve">: Cloud -&gt; Platform: GitHub -&gt; Account: </w:t>
+      </w:r>
+      <w:proofErr w:type="spellStart"/>
+      <w:r>
+        <w:t>topicsscience</w:t>
+      </w:r>
+      <w:proofErr w:type="spellEnd"/>
+      <w:r>
+        <w:t xml:space="preserve"> -&gt; Repository: </w:t>
+      </w:r>
+      <w:proofErr w:type="spellStart"/>
+      <w:r>
+        <w:t>kingdomheartsknowledge</w:t>
+      </w:r>
+      <w:proofErr w:type="spellEnd"/>
+      <w:r>
+        <w:t xml:space="preserve"> -&gt; Path: Knowledge/1-Academic/2-College </w:t>
+      </w:r>
+      <w:proofErr w:type="gramStart"/>
+      <w:r>
+        <w:t>/..</w:t>
+      </w:r>
+      <w:proofErr w:type="gramEnd"/>
+    </w:p>
+    <w:p>
+      <w:pPr>
+        <w:ind w:firstLine="720"/>
+      </w:pPr>
+      <w:r>
+        <w:t xml:space="preserve">* </w:t>
+      </w:r>
+      <w:r>
+        <w:rPr>
+          <w:b/>
+        </w:rPr>
+        <w:t>Notes</w:t>
+      </w:r>
+      <w:r>
+        <w:t>:</w:t>
+      </w:r>
+    </w:p>
+    <w:p/>
+    <w:p>
+      <w:pPr>
+        <w:pStyle w:val="ListParagraph"/>
+        <w:numPr>
+          <w:ilvl w:val="0"/>
+          <w:numId w:val="5"/>
+        </w:numPr>
+      </w:pPr>
+      <w:r>
+        <w:rPr>
+          <w:bCs/>
+        </w:rPr>
+        <w:t>*</w:t>
+      </w:r>
+      <w:r>
+        <w:rPr>
+          <w:b/>
+        </w:rPr>
+        <w:t xml:space="preserve"> Source ID: </w:t>
+      </w:r>
+      <w:r>
+        <w:rPr>
+          <w:bCs/>
+        </w:rPr>
+        <w:t>1</w:t>
+      </w:r>
+      <w:r>
+        <w:rPr>
+          <w:bCs/>
+        </w:rPr>
+        <w:t>6</w:t>
+      </w:r>
+      <w:r>
+        <w:rPr>
+          <w:bCs/>
+        </w:rPr>
+        <w:t>2</w:t>
+      </w:r>
+      <w:r>
+        <w:br/>
+      </w:r>
+      <w:r>
+        <w:t xml:space="preserve">* </w:t>
+      </w:r>
+      <w:r>
+        <w:rPr>
+          <w:b/>
+        </w:rPr>
+        <w:t>Content Title</w:t>
+      </w:r>
+      <w:r>
+        <w:t>: [System software operating systems and utility programs.pdf] [Multi Sources - Modern academy - 2017-2018 - Intro to Computer Science - System software operating systems and utility programs]</w:t>
+      </w:r>
+      <w:r>
+        <w:br/>
+        <w:t xml:space="preserve">* </w:t>
+      </w:r>
+      <w:r>
+        <w:rPr>
+          <w:b/>
+        </w:rPr>
+        <w:t>Content Type</w:t>
+      </w:r>
+      <w:r>
+        <w:t>: Document</w:t>
+      </w:r>
+    </w:p>
+    <w:p>
+      <w:pPr>
+        <w:pStyle w:val="ListParagraph"/>
+      </w:pPr>
+      <w:r>
+        <w:t xml:space="preserve">* </w:t>
+      </w:r>
+      <w:r>
+        <w:rPr>
+          <w:b/>
+        </w:rPr>
+        <w:t>Domain</w:t>
+      </w:r>
+      <w:r>
+        <w:t>: Educational</w:t>
+      </w:r>
+    </w:p>
+    <w:p>
+      <w:pPr>
+        <w:pStyle w:val="ListParagraph"/>
+      </w:pPr>
+      <w:r>
+        <w:t xml:space="preserve">* </w:t>
+      </w:r>
+      <w:r>
+        <w:rPr>
+          <w:b/>
+        </w:rPr>
+        <w:t>Source Platform</w:t>
+      </w:r>
+      <w:r>
+        <w:t>: Modern Academy (Egypt) – College Educational Material</w:t>
+      </w:r>
+      <w:r>
+        <w:br/>
+        <w:t xml:space="preserve">* </w:t>
+      </w:r>
+      <w:r>
+        <w:rPr>
+          <w:b/>
+        </w:rPr>
+        <w:t>Source Reference</w:t>
+      </w:r>
+      <w:r>
+        <w:t xml:space="preserve">: </w:t>
+      </w:r>
+      <w:r>
+        <w:t xml:space="preserve">Modern Academy (Egypt) Textbook: “Computer Systems” – </w:t>
+      </w:r>
+      <w:r>
+        <w:t>5</w:t>
+      </w:r>
+      <w:r>
+        <w:t>-</w:t>
+      </w:r>
+      <w:r>
+        <w:t xml:space="preserve"> </w:t>
+      </w:r>
+      <w:r>
+        <w:t>System software operating systems and utility programs</w:t>
+      </w:r>
+      <w:r>
+        <w:t xml:space="preserve"> (2017–2018 Edition)</w:t>
+      </w:r>
+    </w:p>
+    <w:p>
+      <w:pPr>
+        <w:pStyle w:val="ListParagraph"/>
+      </w:pPr>
+      <w:r>
+        <w:t xml:space="preserve">* </w:t>
+      </w:r>
+      <w:r>
+        <w:rPr>
+          <w:b/>
+          <w:bCs/>
+        </w:rPr>
+        <w:t>Source Type</w:t>
+      </w:r>
+      <w:r>
+        <w:t xml:space="preserve">: </w:t>
+      </w:r>
+      <w:r>
+        <w:t>Scan</w:t>
+      </w:r>
+    </w:p>
+    <w:p>
+      <w:pPr>
+        <w:pStyle w:val="ListParagraph"/>
+      </w:pPr>
+      <w:r>
+        <w:t xml:space="preserve">* </w:t>
+      </w:r>
+      <w:r>
+        <w:rPr>
+          <w:b/>
+          <w:bCs/>
+        </w:rPr>
+        <w:t>Source Nature:</w:t>
+      </w:r>
+      <w:r>
+        <w:t xml:space="preserve"> </w:t>
+      </w:r>
+      <w:r>
+        <w:t>Physical</w:t>
+      </w:r>
+    </w:p>
+    <w:p>
+      <w:pPr>
+        <w:pStyle w:val="ListParagraph"/>
+      </w:pPr>
+      <w:r>
+        <w:t xml:space="preserve">* </w:t>
+      </w:r>
+      <w:r>
+        <w:rPr>
+          <w:b/>
+        </w:rPr>
+        <w:t>Storage Host</w:t>
+      </w:r>
+      <w:r>
+        <w:t>: [Locally Stored on Device [Huawei Y7 Prime 2019 – Mobile Scan Folder]</w:t>
+      </w:r>
+    </w:p>
+    <w:p>
+      <w:pPr>
+        <w:ind w:left="720"/>
+      </w:pPr>
+      <w:r>
+        <w:lastRenderedPageBreak/>
+        <w:t xml:space="preserve">* </w:t>
+      </w:r>
+      <w:r>
+        <w:rPr>
+          <w:b/>
+        </w:rPr>
+        <w:t>Acquisition Method</w:t>
+      </w:r>
+      <w:r>
+        <w:t>: Application: Microsoft Lens (https://www.microsoft.com/en-us/microsoft-lens) [Used to capture and digitize the physical college textbook into PDF format]</w:t>
+      </w:r>
+      <w:r>
+        <w:br/>
+        <w:t xml:space="preserve">* </w:t>
+      </w:r>
+      <w:r>
+        <w:rPr>
+          <w:b/>
+        </w:rPr>
+        <w:t>File Format</w:t>
+      </w:r>
+      <w:r>
+        <w:t>: .pdf</w:t>
+      </w:r>
+    </w:p>
+    <w:p>
+      <w:pPr>
+        <w:ind w:left="720"/>
+      </w:pPr>
+      <w:r>
+        <w:t xml:space="preserve">* </w:t>
+      </w:r>
+      <w:r>
+        <w:rPr>
+          <w:b/>
+        </w:rPr>
+        <w:t>Content Quality</w:t>
+      </w:r>
+      <w:r>
+        <w:t>: No Quality</w:t>
+      </w:r>
+    </w:p>
+    <w:p>
+      <w:pPr>
+        <w:ind w:left="720"/>
+      </w:pPr>
+      <w:r>
+        <w:t xml:space="preserve">* </w:t>
+      </w:r>
+      <w:r>
+        <w:rPr>
+          <w:b/>
+        </w:rPr>
+        <w:t>Acquisition Date</w:t>
+      </w:r>
+      <w:r>
+        <w:t>: No Date</w:t>
+      </w:r>
+    </w:p>
+    <w:p>
+      <w:pPr>
+        <w:ind w:left="720"/>
+      </w:pPr>
+      <w:r>
+        <w:t xml:space="preserve">* </w:t>
+      </w:r>
+      <w:r>
+        <w:rPr>
+          <w:b/>
+        </w:rPr>
+        <w:t>Storage Location</w:t>
+      </w:r>
+      <w:r>
+        <w:t xml:space="preserve">: </w:t>
+      </w:r>
+      <w:proofErr w:type="spellStart"/>
+      <w:r>
+        <w:t>StorageType</w:t>
+      </w:r>
+      <w:proofErr w:type="spellEnd"/>
+      <w:r>
+        <w:t xml:space="preserve">: Cloud -&gt; Platform: GitHub -&gt; Account: </w:t>
+      </w:r>
+      <w:proofErr w:type="spellStart"/>
+      <w:r>
+        <w:t>topicsscience</w:t>
+      </w:r>
+      <w:proofErr w:type="spellEnd"/>
+      <w:r>
+        <w:t xml:space="preserve"> -&gt; Repository: </w:t>
+      </w:r>
+      <w:proofErr w:type="spellStart"/>
+      <w:r>
+        <w:t>kingdomheartsknowledge</w:t>
+      </w:r>
+      <w:proofErr w:type="spellEnd"/>
+      <w:r>
+        <w:t xml:space="preserve"> -&gt; Path: Knowledge/1-Academic/2-College </w:t>
+      </w:r>
+      <w:proofErr w:type="gramStart"/>
+      <w:r>
+        <w:t>/..</w:t>
+      </w:r>
+      <w:proofErr w:type="gramEnd"/>
+    </w:p>
+    <w:p>
+      <w:pPr>
+        <w:ind w:firstLine="720"/>
+      </w:pPr>
+      <w:r>
+        <w:t xml:space="preserve">* </w:t>
+      </w:r>
+      <w:r>
+        <w:rPr>
+          <w:b/>
+        </w:rPr>
+        <w:t>Notes</w:t>
+      </w:r>
+      <w:r>
+        <w:t>:</w:t>
+      </w:r>
+    </w:p>
+    <w:p/>
+    <w:p/>
+    <w:p>
+      <w:pPr>
+        <w:pStyle w:val="ListParagraph"/>
+        <w:numPr>
+          <w:ilvl w:val="0"/>
+          <w:numId w:val="5"/>
+        </w:numPr>
+      </w:pPr>
+      <w:r>
+        <w:rPr>
+          <w:bCs/>
+        </w:rPr>
+        <w:t>*</w:t>
+      </w:r>
+      <w:r>
+        <w:rPr>
+          <w:b/>
+        </w:rPr>
+        <w:t xml:space="preserve"> Source ID: </w:t>
+      </w:r>
+      <w:r>
+        <w:rPr>
+          <w:bCs/>
+        </w:rPr>
+        <w:t>1</w:t>
+      </w:r>
+      <w:r>
+        <w:rPr>
+          <w:bCs/>
+        </w:rPr>
+        <w:t>6</w:t>
+      </w:r>
+      <w:r>
+        <w:rPr>
+          <w:bCs/>
+        </w:rPr>
+        <w:t>3</w:t>
+      </w:r>
+      <w:r>
+        <w:br/>
+      </w:r>
+      <w:r>
+        <w:t xml:space="preserve">* </w:t>
+      </w:r>
+      <w:r>
+        <w:rPr>
+          <w:b/>
+        </w:rPr>
+        <w:t>Content Title</w:t>
+      </w:r>
+      <w:r>
+        <w:t>: [Application software.pdf] [Multi Sources - Modern academy - 2017-2018 - Intro to Computer Science - System software operating systems and utility programs]</w:t>
+      </w:r>
+      <w:r>
+        <w:br/>
+        <w:t xml:space="preserve">* </w:t>
+      </w:r>
+      <w:r>
+        <w:rPr>
+          <w:b/>
+        </w:rPr>
+        <w:t>Content Type</w:t>
+      </w:r>
+      <w:r>
+        <w:t>: Document</w:t>
+      </w:r>
+    </w:p>
+    <w:p>
+      <w:pPr>
+        <w:pStyle w:val="ListParagraph"/>
+      </w:pPr>
+      <w:r>
+        <w:t xml:space="preserve">* </w:t>
+      </w:r>
+      <w:r>
+        <w:rPr>
+          <w:b/>
+        </w:rPr>
+        <w:t>Domain</w:t>
+      </w:r>
+      <w:r>
+        <w:t>: Educational</w:t>
+      </w:r>
+    </w:p>
+    <w:p>
+      <w:pPr>
+        <w:pStyle w:val="ListParagraph"/>
+      </w:pPr>
+      <w:r>
+        <w:t xml:space="preserve">* </w:t>
+      </w:r>
+      <w:r>
+        <w:rPr>
+          <w:b/>
+        </w:rPr>
+        <w:t>Source Platform</w:t>
+      </w:r>
+      <w:r>
+        <w:t>: Modern Academy (Egypt) – College Educational Material</w:t>
+      </w:r>
+      <w:r>
+        <w:br/>
+        <w:t xml:space="preserve">* </w:t>
+      </w:r>
+      <w:r>
+        <w:rPr>
+          <w:b/>
+        </w:rPr>
+        <w:t>Source Reference</w:t>
+      </w:r>
+      <w:r>
+        <w:t xml:space="preserve">: </w:t>
+      </w:r>
+      <w:r>
+        <w:t xml:space="preserve">Modern Academy (Egypt) Textbook: “Computer Systems” – </w:t>
+      </w:r>
+      <w:r>
+        <w:t>6</w:t>
+      </w:r>
+      <w:r>
+        <w:t>-</w:t>
+      </w:r>
+      <w:r>
+        <w:t xml:space="preserve"> </w:t>
+      </w:r>
+      <w:r>
+        <w:t>System software operating systems and utility programs</w:t>
+      </w:r>
+      <w:r>
+        <w:t xml:space="preserve"> (2017–2018 Edition)</w:t>
+      </w:r>
+    </w:p>
+    <w:p>
+      <w:pPr>
+        <w:pStyle w:val="ListParagraph"/>
+      </w:pPr>
+      <w:r>
+        <w:t xml:space="preserve">* </w:t>
+      </w:r>
+      <w:r>
+        <w:rPr>
+          <w:b/>
+          <w:bCs/>
+        </w:rPr>
+        <w:t>Source Type</w:t>
+      </w:r>
+      <w:r>
+        <w:t xml:space="preserve">: </w:t>
+      </w:r>
+      <w:r>
+        <w:t>Scan</w:t>
+      </w:r>
+    </w:p>
+    <w:p>
+      <w:pPr>
+        <w:pStyle w:val="ListParagraph"/>
+      </w:pPr>
+      <w:r>
+        <w:t xml:space="preserve">* </w:t>
+      </w:r>
+      <w:r>
+        <w:rPr>
+          <w:b/>
+          <w:bCs/>
+        </w:rPr>
+        <w:t>Source Nature:</w:t>
+      </w:r>
+      <w:r>
+        <w:t xml:space="preserve"> </w:t>
+      </w:r>
+      <w:r>
+        <w:t>Physical</w:t>
+      </w:r>
+    </w:p>
+    <w:p>
+      <w:pPr>
+        <w:pStyle w:val="ListParagraph"/>
+      </w:pPr>
+      <w:r>
+        <w:t xml:space="preserve">* </w:t>
+      </w:r>
+      <w:r>
+        <w:rPr>
+          <w:b/>
+        </w:rPr>
+        <w:t>Storage Host</w:t>
+      </w:r>
+      <w:r>
+        <w:t>: [Locally Stored on Device [Huawei Y7 Prime 2019 – Mobile Scan Folder]</w:t>
+      </w:r>
+    </w:p>
+    <w:p>
+      <w:pPr>
+        <w:ind w:left="720"/>
+      </w:pPr>
+      <w:r>
+        <w:t xml:space="preserve">* </w:t>
+      </w:r>
+      <w:r>
+        <w:rPr>
+          <w:b/>
+        </w:rPr>
+        <w:t>Acquisition Method</w:t>
+      </w:r>
+      <w:r>
+        <w:t>: Application: Microsoft Lens (https://www.microsoft.com/en-us/microsoft-lens) [Used to capture and digitize the physical college textbook into PDF format]</w:t>
+      </w:r>
+      <w:r>
+        <w:br/>
+        <w:t xml:space="preserve">* </w:t>
+      </w:r>
+      <w:r>
+        <w:rPr>
+          <w:b/>
+        </w:rPr>
+        <w:t>File Format</w:t>
+      </w:r>
+      <w:r>
+        <w:t>: .pdf</w:t>
+      </w:r>
+    </w:p>
+    <w:p>
+      <w:pPr>
+        <w:ind w:left="720"/>
+      </w:pPr>
+      <w:r>
+        <w:t xml:space="preserve">* </w:t>
+      </w:r>
+      <w:r>
+        <w:rPr>
+          <w:b/>
+        </w:rPr>
+        <w:t>Content Quality</w:t>
+      </w:r>
+      <w:r>
+        <w:t>: No Quality</w:t>
+      </w:r>
+    </w:p>
+    <w:p>
+      <w:pPr>
+        <w:ind w:left="720"/>
+      </w:pPr>
+      <w:r>
+        <w:t xml:space="preserve">* </w:t>
+      </w:r>
+      <w:r>
+        <w:rPr>
+          <w:b/>
+        </w:rPr>
+        <w:t>Acquisition Date</w:t>
+      </w:r>
+      <w:r>
+        <w:t>: No Date</w:t>
+      </w:r>
+    </w:p>
+    <w:p>
+      <w:pPr>
+        <w:ind w:left="720"/>
+      </w:pPr>
+      <w:r>
+        <w:t xml:space="preserve">* </w:t>
+      </w:r>
+      <w:r>
+        <w:rPr>
+          <w:b/>
+        </w:rPr>
+        <w:t>Storage Location</w:t>
+      </w:r>
+      <w:r>
+        <w:t xml:space="preserve">: </w:t>
+      </w:r>
+      <w:proofErr w:type="spellStart"/>
+      <w:r>
+        <w:t>StorageType</w:t>
+      </w:r>
+      <w:proofErr w:type="spellEnd"/>
+      <w:r>
+        <w:t xml:space="preserve">: Cloud -&gt; Platform: GitHub -&gt; Account: </w:t>
+      </w:r>
+      <w:proofErr w:type="spellStart"/>
+      <w:r>
+        <w:t>topicsscience</w:t>
+      </w:r>
+      <w:proofErr w:type="spellEnd"/>
+      <w:r>
+        <w:t xml:space="preserve"> -&gt; Repository: </w:t>
+      </w:r>
+      <w:proofErr w:type="spellStart"/>
+      <w:r>
+        <w:t>kingdomheartsknowledge</w:t>
+      </w:r>
+      <w:proofErr w:type="spellEnd"/>
+      <w:r>
+        <w:t xml:space="preserve"> -&gt; Path: Knowledge/1-Academic/2-College </w:t>
+      </w:r>
+      <w:proofErr w:type="gramStart"/>
+      <w:r>
+        <w:t>/..</w:t>
+      </w:r>
+      <w:proofErr w:type="gramEnd"/>
+    </w:p>
+    <w:p>
+      <w:pPr>
+        <w:ind w:firstLine="720"/>
+      </w:pPr>
+      <w:r>
+        <w:t xml:space="preserve">* </w:t>
+      </w:r>
+      <w:r>
+        <w:rPr>
+          <w:b/>
+        </w:rPr>
+        <w:t>Notes</w:t>
+      </w:r>
+      <w:r>
+        <w:t>:</w:t>
+      </w:r>
+    </w:p>
+    <w:p/>
+    <w:p/>
+    <w:p>
+      <w:pPr>
+        <w:pStyle w:val="ListParagraph"/>
+        <w:numPr>
+          <w:ilvl w:val="0"/>
+          <w:numId w:val="5"/>
+        </w:numPr>
+      </w:pPr>
+      <w:r>
+        <w:rPr>
+          <w:bCs/>
+        </w:rPr>
+        <w:t>*</w:t>
+      </w:r>
+      <w:r>
+        <w:rPr>
+          <w:b/>
+        </w:rPr>
+        <w:t xml:space="preserve"> Source ID: </w:t>
+      </w:r>
+      <w:r>
+        <w:rPr>
+          <w:bCs/>
+        </w:rPr>
+        <w:t>1</w:t>
+      </w:r>
+      <w:r>
+        <w:rPr>
+          <w:bCs/>
+        </w:rPr>
+        <w:t>6</w:t>
+      </w:r>
+      <w:r>
+        <w:rPr>
+          <w:bCs/>
+        </w:rPr>
+        <w:t>4</w:t>
+      </w:r>
+      <w:r>
+        <w:br/>
+      </w:r>
+      <w:r>
+        <w:t xml:space="preserve">* </w:t>
+      </w:r>
+      <w:r>
+        <w:rPr>
+          <w:b/>
+        </w:rPr>
+        <w:t>Content Title</w:t>
+      </w:r>
+      <w:r>
+        <w:t>: [Computer networks.pdf] [Multi Sources - Modern academy - 2017-2018 - Intro to Computer Science - Computer networks]</w:t>
+      </w:r>
+      <w:r>
+        <w:br/>
+        <w:t xml:space="preserve">* </w:t>
+      </w:r>
+      <w:r>
+        <w:rPr>
+          <w:b/>
+        </w:rPr>
+        <w:t>Content Type</w:t>
+      </w:r>
+      <w:r>
+        <w:t>: Document</w:t>
+      </w:r>
+    </w:p>
+    <w:p>
+      <w:pPr>
+        <w:pStyle w:val="ListParagraph"/>
+      </w:pPr>
+      <w:r>
+        <w:t xml:space="preserve">* </w:t>
+      </w:r>
+      <w:r>
+        <w:rPr>
+          <w:b/>
+        </w:rPr>
+        <w:t>Domain</w:t>
+      </w:r>
+      <w:r>
+        <w:t>: Educational</w:t>
+      </w:r>
+    </w:p>
+    <w:p>
+      <w:pPr>
+        <w:pStyle w:val="ListParagraph"/>
+      </w:pPr>
+      <w:r>
+        <w:t xml:space="preserve">* </w:t>
+      </w:r>
+      <w:r>
+        <w:rPr>
+          <w:b/>
+        </w:rPr>
+        <w:t>Source Platform</w:t>
+      </w:r>
+      <w:r>
+        <w:t>: Modern Academy (Egypt) – College Educational Material</w:t>
+      </w:r>
+      <w:r>
+        <w:br/>
+        <w:t xml:space="preserve">* </w:t>
+      </w:r>
+      <w:r>
+        <w:rPr>
+          <w:b/>
+        </w:rPr>
+        <w:t>Source Reference</w:t>
+      </w:r>
+      <w:r>
+        <w:t xml:space="preserve">: </w:t>
+      </w:r>
+      <w:r>
+        <w:t xml:space="preserve">Modern Academy (Egypt) Textbook: “Computer Systems” – </w:t>
+      </w:r>
+      <w:r>
+        <w:t>7</w:t>
+      </w:r>
+      <w:r>
+        <w:t>-</w:t>
+      </w:r>
+      <w:r>
+        <w:t xml:space="preserve"> </w:t>
+      </w:r>
+      <w:r>
+        <w:t>Computer networks</w:t>
+      </w:r>
+      <w:r>
+        <w:t xml:space="preserve"> (2017–2018 Edition)</w:t>
+      </w:r>
+    </w:p>
+    <w:p>
+      <w:pPr>
+        <w:pStyle w:val="ListParagraph"/>
+      </w:pPr>
+      <w:r>
+        <w:t xml:space="preserve">* </w:t>
+      </w:r>
+      <w:r>
+        <w:rPr>
+          <w:b/>
+          <w:bCs/>
+        </w:rPr>
+        <w:t>Source Type</w:t>
+      </w:r>
+      <w:r>
+        <w:t xml:space="preserve">: </w:t>
+      </w:r>
+      <w:r>
+        <w:t>Scan</w:t>
+      </w:r>
+    </w:p>
+    <w:p>
+      <w:pPr>
+        <w:pStyle w:val="ListParagraph"/>
+      </w:pPr>
+      <w:r>
+        <w:t xml:space="preserve">* </w:t>
+      </w:r>
+      <w:r>
+        <w:rPr>
+          <w:b/>
+          <w:bCs/>
+        </w:rPr>
+        <w:t>Source Nature:</w:t>
+      </w:r>
+      <w:r>
+        <w:t xml:space="preserve"> </w:t>
+      </w:r>
+      <w:r>
+        <w:t>Physical</w:t>
+      </w:r>
+    </w:p>
+    <w:p>
+      <w:pPr>
+        <w:pStyle w:val="ListParagraph"/>
+      </w:pPr>
+      <w:r>
+        <w:t xml:space="preserve">* </w:t>
+      </w:r>
+      <w:r>
+        <w:rPr>
+          <w:b/>
+        </w:rPr>
+        <w:t>Storage Host</w:t>
+      </w:r>
+      <w:r>
+        <w:t>: [Locally Stored on Device [Huawei Y7 Prime 2019 – Mobile Scan Folder]</w:t>
+      </w:r>
+    </w:p>
+    <w:p>
+      <w:pPr>
+        <w:ind w:left="720"/>
+      </w:pPr>
+      <w:r>
+        <w:t xml:space="preserve">* </w:t>
+      </w:r>
+      <w:r>
+        <w:rPr>
+          <w:b/>
+        </w:rPr>
+        <w:t>Acquisition Method</w:t>
+      </w:r>
+      <w:r>
+        <w:t>: Application: Microsoft Lens (https://www.microsoft.com/en-us/microsoft-lens) [Used to capture and digitize the physical college textbook into PDF format]</w:t>
+      </w:r>
+      <w:r>
+        <w:br/>
+        <w:t xml:space="preserve">* </w:t>
+      </w:r>
+      <w:r>
+        <w:rPr>
+          <w:b/>
+        </w:rPr>
+        <w:t>File Format</w:t>
+      </w:r>
+      <w:r>
+        <w:t>: .pdf</w:t>
+      </w:r>
+    </w:p>
+    <w:p>
+      <w:pPr>
+        <w:ind w:left="720"/>
+      </w:pPr>
+      <w:r>
+        <w:t xml:space="preserve">* </w:t>
+      </w:r>
+      <w:r>
+        <w:rPr>
+          <w:b/>
+        </w:rPr>
+        <w:t>Content Quality</w:t>
+      </w:r>
+      <w:r>
+        <w:t>: No Quality</w:t>
+      </w:r>
+    </w:p>
+    <w:p>
+      <w:pPr>
+        <w:ind w:left="720"/>
+      </w:pPr>
+      <w:r>
+        <w:t xml:space="preserve">* </w:t>
+      </w:r>
+      <w:r>
+        <w:rPr>
+          <w:b/>
+        </w:rPr>
+        <w:t>Acquisition Date</w:t>
+      </w:r>
+      <w:r>
+        <w:t>: No Date</w:t>
+      </w:r>
+    </w:p>
+    <w:p>
+      <w:pPr>
+        <w:ind w:left="720"/>
+      </w:pPr>
+      <w:r>
+        <w:t xml:space="preserve">* </w:t>
+      </w:r>
+      <w:r>
+        <w:rPr>
+          <w:b/>
+        </w:rPr>
+        <w:t>Storage Location</w:t>
+      </w:r>
+      <w:r>
+        <w:t xml:space="preserve">: </w:t>
+      </w:r>
+      <w:proofErr w:type="spellStart"/>
+      <w:r>
+        <w:t>StorageType</w:t>
+      </w:r>
+      <w:proofErr w:type="spellEnd"/>
+      <w:r>
+        <w:t xml:space="preserve">: Cloud -&gt; Platform: GitHub -&gt; Account: </w:t>
+      </w:r>
+      <w:proofErr w:type="spellStart"/>
+      <w:r>
+        <w:t>topicsscience</w:t>
+      </w:r>
+      <w:proofErr w:type="spellEnd"/>
+      <w:r>
+        <w:t xml:space="preserve"> -&gt; Repository: </w:t>
+      </w:r>
+      <w:proofErr w:type="spellStart"/>
+      <w:r>
+        <w:t>kingdomheartsknowledge</w:t>
+      </w:r>
+      <w:proofErr w:type="spellEnd"/>
+      <w:r>
+        <w:t xml:space="preserve"> -&gt; Path: Knowledge/1-Academic/2-College </w:t>
+      </w:r>
+      <w:proofErr w:type="gramStart"/>
+      <w:r>
+        <w:t>/..</w:t>
+      </w:r>
+      <w:proofErr w:type="gramEnd"/>
+    </w:p>
+    <w:p>
+      <w:pPr>
+        <w:ind w:firstLine="720"/>
+      </w:pPr>
+      <w:r>
+        <w:t xml:space="preserve">* </w:t>
+      </w:r>
+      <w:r>
+        <w:rPr>
+          <w:b/>
+        </w:rPr>
+        <w:t>Notes</w:t>
+      </w:r>
+      <w:r>
+        <w:t>:</w:t>
+      </w:r>
+    </w:p>
+    <w:p/>
+    <w:p>
+      <w:pPr>
+        <w:pStyle w:val="ListParagraph"/>
+        <w:numPr>
+          <w:ilvl w:val="0"/>
+          <w:numId w:val="5"/>
+        </w:numPr>
+      </w:pPr>
+      <w:r>
+        <w:rPr>
+          <w:bCs/>
+        </w:rPr>
+        <w:t>*</w:t>
+      </w:r>
+      <w:r>
+        <w:rPr>
+          <w:b/>
+        </w:rPr>
+        <w:t xml:space="preserve"> Source ID: </w:t>
+      </w:r>
+      <w:r>
+        <w:rPr>
+          <w:bCs/>
+        </w:rPr>
+        <w:t>1</w:t>
+      </w:r>
+      <w:r>
+        <w:rPr>
+          <w:bCs/>
+        </w:rPr>
+        <w:t>6</w:t>
+      </w:r>
+      <w:r>
+        <w:rPr>
+          <w:bCs/>
+        </w:rPr>
+        <w:t>5</w:t>
+      </w:r>
+      <w:r>
+        <w:br/>
+      </w:r>
+      <w:r>
+        <w:t xml:space="preserve">* </w:t>
+      </w:r>
+      <w:r>
+        <w:rPr>
+          <w:b/>
+        </w:rPr>
+        <w:t>Content Title</w:t>
+      </w:r>
+      <w:r>
+        <w:t>: [</w:t>
+      </w:r>
+      <w:r>
+        <w:t>P</w:t>
+      </w:r>
+      <w:r>
+        <w:t xml:space="preserve">roblem solving and program development.pdf] [Multi Sources - Modern academy - 2017-2018 - Intro to Computer Science - </w:t>
+      </w:r>
+      <w:r>
+        <w:t>Problem solving and program development</w:t>
       </w:r>
       <w:r>
         <w:t>]</w:t>
       </w:r>
       <w:r>
         <w:br/>
-      </w:r>
-      <w:r>
-        <w:t xml:space="preserve">* </w:t>
-      </w:r>
-      <w:r>
-        <w:rPr>
-          <w:b/>
-          <w:bCs/>
-        </w:rPr>
-        <w:t>Download Type</w:t>
+        <w:t xml:space="preserve">* </w:t>
+      </w:r>
+      <w:r>
+        <w:rPr>
+          <w:b/>
+        </w:rPr>
+        <w:t>Content Type</w:t>
       </w:r>
       <w:r>
         <w:t>: Document</w:t>
@@ -77,11 +2312,358 @@
       <w:r>
         <w:rPr>
           <w:b/>
+        </w:rPr>
+        <w:t>Domain</w:t>
+      </w:r>
+      <w:r>
+        <w:t>: Educational</w:t>
+      </w:r>
+    </w:p>
+    <w:p>
+      <w:pPr>
+        <w:pStyle w:val="ListParagraph"/>
+      </w:pPr>
+      <w:r>
+        <w:t xml:space="preserve">* </w:t>
+      </w:r>
+      <w:r>
+        <w:rPr>
+          <w:b/>
+        </w:rPr>
+        <w:t>Source Platform</w:t>
+      </w:r>
+      <w:r>
+        <w:t>: Modern Academy (Egypt) – College Educational Material</w:t>
+      </w:r>
+      <w:r>
+        <w:br/>
+        <w:t xml:space="preserve">* </w:t>
+      </w:r>
+      <w:r>
+        <w:rPr>
+          <w:b/>
+        </w:rPr>
+        <w:t>Source Reference</w:t>
+      </w:r>
+      <w:r>
+        <w:t xml:space="preserve">: </w:t>
+      </w:r>
+      <w:r>
+        <w:t xml:space="preserve">Modern Academy (Egypt) Textbook: “Computer Systems” – </w:t>
+      </w:r>
+      <w:r>
+        <w:t>8</w:t>
+      </w:r>
+      <w:r>
+        <w:t>-</w:t>
+      </w:r>
+      <w:r>
+        <w:t xml:space="preserve"> </w:t>
+      </w:r>
+      <w:r>
+        <w:t>Problem solving and program development</w:t>
+      </w:r>
+      <w:r>
+        <w:t xml:space="preserve"> (2017–2018 Edition)</w:t>
+      </w:r>
+    </w:p>
+    <w:p>
+      <w:pPr>
+        <w:pStyle w:val="ListParagraph"/>
+      </w:pPr>
+      <w:r>
+        <w:t xml:space="preserve">* </w:t>
+      </w:r>
+      <w:r>
+        <w:rPr>
+          <w:b/>
           <w:bCs/>
         </w:rPr>
         <w:t>Source Type</w:t>
       </w:r>
       <w:r>
+        <w:t xml:space="preserve">: </w:t>
+      </w:r>
+      <w:r>
+        <w:t>Scan</w:t>
+      </w:r>
+    </w:p>
+    <w:p>
+      <w:pPr>
+        <w:pStyle w:val="ListParagraph"/>
+      </w:pPr>
+      <w:r>
+        <w:t xml:space="preserve">* </w:t>
+      </w:r>
+      <w:r>
+        <w:rPr>
+          <w:b/>
+          <w:bCs/>
+        </w:rPr>
+        <w:t>Source Nature:</w:t>
+      </w:r>
+      <w:r>
+        <w:t xml:space="preserve"> </w:t>
+      </w:r>
+      <w:r>
+        <w:t>Physical</w:t>
+      </w:r>
+    </w:p>
+    <w:p>
+      <w:pPr>
+        <w:pStyle w:val="ListParagraph"/>
+      </w:pPr>
+      <w:r>
+        <w:lastRenderedPageBreak/>
+        <w:t xml:space="preserve">* </w:t>
+      </w:r>
+      <w:r>
+        <w:rPr>
+          <w:b/>
+        </w:rPr>
+        <w:t>Storage Host</w:t>
+      </w:r>
+      <w:r>
+        <w:t>: [Locally Stored on Device [Huawei Y7 Prime 2019 – Mobile Scan Folder]</w:t>
+      </w:r>
+    </w:p>
+    <w:p>
+      <w:pPr>
+        <w:ind w:left="720"/>
+      </w:pPr>
+      <w:r>
+        <w:t xml:space="preserve">* </w:t>
+      </w:r>
+      <w:r>
+        <w:rPr>
+          <w:b/>
+        </w:rPr>
+        <w:t>Acquisition Method</w:t>
+      </w:r>
+      <w:r>
+        <w:t>: Application: Microsoft Lens (https://www.microsoft.com/en-us/microsoft-lens) [Used to capture and digitize the physical college textbook into PDF format]</w:t>
+      </w:r>
+      <w:r>
+        <w:br/>
+        <w:t xml:space="preserve">* </w:t>
+      </w:r>
+      <w:r>
+        <w:rPr>
+          <w:b/>
+        </w:rPr>
+        <w:t>File Format</w:t>
+      </w:r>
+      <w:r>
+        <w:t>: .pdf</w:t>
+      </w:r>
+    </w:p>
+    <w:p>
+      <w:pPr>
+        <w:ind w:left="720"/>
+      </w:pPr>
+      <w:r>
+        <w:t xml:space="preserve">* </w:t>
+      </w:r>
+      <w:r>
+        <w:rPr>
+          <w:b/>
+        </w:rPr>
+        <w:t>Content Quality</w:t>
+      </w:r>
+      <w:r>
+        <w:t>: No Quality</w:t>
+      </w:r>
+    </w:p>
+    <w:p>
+      <w:pPr>
+        <w:ind w:left="720"/>
+      </w:pPr>
+      <w:r>
+        <w:t xml:space="preserve">* </w:t>
+      </w:r>
+      <w:r>
+        <w:rPr>
+          <w:b/>
+        </w:rPr>
+        <w:t>Acquisition Date</w:t>
+      </w:r>
+      <w:r>
+        <w:t>: No Date</w:t>
+      </w:r>
+    </w:p>
+    <w:p>
+      <w:pPr>
+        <w:ind w:left="720"/>
+      </w:pPr>
+      <w:r>
+        <w:t xml:space="preserve">* </w:t>
+      </w:r>
+      <w:r>
+        <w:rPr>
+          <w:b/>
+        </w:rPr>
+        <w:t>Storage Location</w:t>
+      </w:r>
+      <w:r>
+        <w:t xml:space="preserve">: </w:t>
+      </w:r>
+      <w:proofErr w:type="spellStart"/>
+      <w:r>
+        <w:t>StorageType</w:t>
+      </w:r>
+      <w:proofErr w:type="spellEnd"/>
+      <w:r>
+        <w:t xml:space="preserve">: Cloud -&gt; Platform: GitHub -&gt; Account: </w:t>
+      </w:r>
+      <w:proofErr w:type="spellStart"/>
+      <w:r>
+        <w:t>topicsscience</w:t>
+      </w:r>
+      <w:proofErr w:type="spellEnd"/>
+      <w:r>
+        <w:t xml:space="preserve"> -&gt; Repository: </w:t>
+      </w:r>
+      <w:proofErr w:type="spellStart"/>
+      <w:r>
+        <w:t>kingdomheartsknowledge</w:t>
+      </w:r>
+      <w:proofErr w:type="spellEnd"/>
+      <w:r>
+        <w:t xml:space="preserve"> -&gt; Path: Knowledge/1-Academic/2-College </w:t>
+      </w:r>
+      <w:proofErr w:type="gramStart"/>
+      <w:r>
+        <w:t>/..</w:t>
+      </w:r>
+      <w:proofErr w:type="gramEnd"/>
+    </w:p>
+    <w:p>
+      <w:pPr>
+        <w:ind w:firstLine="720"/>
+      </w:pPr>
+      <w:r>
+        <w:t xml:space="preserve">* </w:t>
+      </w:r>
+      <w:r>
+        <w:rPr>
+          <w:b/>
+        </w:rPr>
+        <w:t>Notes</w:t>
+      </w:r>
+      <w:r>
+        <w:t>:</w:t>
+      </w:r>
+    </w:p>
+    <w:p/>
+    <w:p>
+      <w:pPr>
+        <w:pStyle w:val="ListParagraph"/>
+        <w:numPr>
+          <w:ilvl w:val="0"/>
+          <w:numId w:val="5"/>
+        </w:numPr>
+      </w:pPr>
+      <w:r>
+        <w:rPr>
+          <w:bCs/>
+        </w:rPr>
+        <w:t>*</w:t>
+      </w:r>
+      <w:r>
+        <w:rPr>
+          <w:b/>
+        </w:rPr>
+        <w:t xml:space="preserve"> Source ID: </w:t>
+      </w:r>
+      <w:r>
+        <w:rPr>
+          <w:bCs/>
+        </w:rPr>
+        <w:t>1</w:t>
+      </w:r>
+      <w:r>
+        <w:rPr>
+          <w:bCs/>
+        </w:rPr>
+        <w:t>6</w:t>
+      </w:r>
+      <w:r>
+        <w:rPr>
+          <w:bCs/>
+        </w:rPr>
+        <w:t>6</w:t>
+      </w:r>
+      <w:r>
+        <w:br/>
+      </w:r>
+      <w:r>
+        <w:t xml:space="preserve">* </w:t>
+      </w:r>
+      <w:r>
+        <w:rPr>
+          <w:b/>
+        </w:rPr>
+        <w:t>Content Title</w:t>
+      </w:r>
+      <w:r>
+        <w:t>: [</w:t>
+      </w:r>
+      <w:r>
+        <w:t>I</w:t>
+      </w:r>
+      <w:r>
+        <w:t xml:space="preserve">ntroduction to programming to </w:t>
+      </w:r>
+      <w:proofErr w:type="spellStart"/>
+      <w:r>
+        <w:t>c++</w:t>
+      </w:r>
+      <w:proofErr w:type="spellEnd"/>
+      <w:r>
+        <w:t xml:space="preserve"> language.pdf] [Multi Sources - Modern academy - 2017-2018 - Intro to Computer Science - </w:t>
+      </w:r>
+      <w:r>
+        <w:t xml:space="preserve">Introduction to programming to </w:t>
+      </w:r>
+      <w:proofErr w:type="spellStart"/>
+      <w:r>
+        <w:t>c++</w:t>
+      </w:r>
+      <w:proofErr w:type="spellEnd"/>
+      <w:r>
+        <w:t xml:space="preserve"> language</w:t>
+      </w:r>
+      <w:r>
+        <w:t>]</w:t>
+      </w:r>
+      <w:r>
+        <w:br/>
+        <w:t xml:space="preserve">* </w:t>
+      </w:r>
+      <w:r>
+        <w:rPr>
+          <w:b/>
+        </w:rPr>
+        <w:t>Content Type</w:t>
+      </w:r>
+      <w:r>
+        <w:t>: Document</w:t>
+      </w:r>
+    </w:p>
+    <w:p>
+      <w:pPr>
+        <w:pStyle w:val="ListParagraph"/>
+      </w:pPr>
+      <w:r>
+        <w:t xml:space="preserve">* </w:t>
+      </w:r>
+      <w:r>
+        <w:rPr>
+          <w:b/>
+        </w:rPr>
+        <w:t>Domain</w:t>
+      </w:r>
+      <w:r>
         <w:t>: Educational</w:t>
       </w:r>
     </w:p>
@@ -95,267 +2677,238 @@
       <w:r>
         <w:rPr>
           <w:b/>
-          <w:bCs/>
         </w:rPr>
         <w:t>Source Platform</w:t>
       </w:r>
       <w:r>
+        <w:t>: Modern Academy (Egypt) – College Educational Material</w:t>
+      </w:r>
+      <w:r>
+        <w:br/>
+        <w:t xml:space="preserve">* </w:t>
+      </w:r>
+      <w:r>
+        <w:rPr>
+          <w:b/>
+        </w:rPr>
+        <w:t>Source Reference</w:t>
+      </w:r>
+      <w:r>
         <w:t xml:space="preserve">: </w:t>
       </w:r>
       <w:r>
-        <w:t>Modern Academy (Egypt) – College Educational Material</w:t>
+        <w:t xml:space="preserve">Modern Academy (Egypt) Textbook: “Computer Systems” – </w:t>
+      </w:r>
+      <w:r>
+        <w:t>9</w:t>
+      </w:r>
+      <w:r>
+        <w:t>-</w:t>
+      </w:r>
+      <w:r>
+        <w:t xml:space="preserve"> </w:t>
+      </w:r>
+      <w:r>
+        <w:t xml:space="preserve">Introduction to programming to </w:t>
+      </w:r>
+      <w:proofErr w:type="spellStart"/>
+      <w:r>
+        <w:t>c++</w:t>
+      </w:r>
+      <w:proofErr w:type="spellEnd"/>
+      <w:r>
+        <w:t xml:space="preserve"> language</w:t>
+      </w:r>
+      <w:r>
+        <w:t xml:space="preserve"> (2017–2018 Edition)</w:t>
+      </w:r>
+    </w:p>
+    <w:p>
+      <w:pPr>
+        <w:pStyle w:val="ListParagraph"/>
+      </w:pPr>
+      <w:r>
+        <w:t xml:space="preserve">* </w:t>
+      </w:r>
+      <w:r>
+        <w:rPr>
+          <w:b/>
+          <w:bCs/>
+        </w:rPr>
+        <w:t>Source Type</w:t>
+      </w:r>
+      <w:r>
+        <w:t xml:space="preserve">: </w:t>
+      </w:r>
+      <w:r>
+        <w:t>Scan</w:t>
+      </w:r>
+    </w:p>
+    <w:p>
+      <w:pPr>
+        <w:pStyle w:val="ListParagraph"/>
+      </w:pPr>
+      <w:r>
+        <w:t xml:space="preserve">* </w:t>
+      </w:r>
+      <w:r>
+        <w:rPr>
+          <w:b/>
+          <w:bCs/>
+        </w:rPr>
+        <w:t>Source Nature:</w:t>
+      </w:r>
+      <w:r>
+        <w:t xml:space="preserve"> </w:t>
+      </w:r>
+      <w:r>
+        <w:t>Physical</w:t>
+      </w:r>
+    </w:p>
+    <w:p>
+      <w:pPr>
+        <w:pStyle w:val="ListParagraph"/>
+      </w:pPr>
+      <w:r>
+        <w:t xml:space="preserve">* </w:t>
+      </w:r>
+      <w:r>
+        <w:rPr>
+          <w:b/>
+        </w:rPr>
+        <w:t>Storage Host</w:t>
+      </w:r>
+      <w:r>
+        <w:t>: [Locally Stored on Device [Huawei Y7 Prime 2019 – Mobile Scan Folder]</w:t>
+      </w:r>
+    </w:p>
+    <w:p>
+      <w:pPr>
+        <w:ind w:left="720"/>
+      </w:pPr>
+      <w:r>
+        <w:t xml:space="preserve">* </w:t>
+      </w:r>
+      <w:r>
+        <w:rPr>
+          <w:b/>
+        </w:rPr>
+        <w:t>Acquisition Method</w:t>
+      </w:r>
+      <w:r>
+        <w:t>: Application: Microsoft Lens (https://www.microsoft.com/en-us/microsoft-lens) [Used to capture and digitize the physical college textbook into PDF format]</w:t>
       </w:r>
       <w:r>
         <w:br/>
         <w:t xml:space="preserve">* </w:t>
       </w:r>
-      <w:bookmarkStart w:id="0" w:name="_Hlk213392860"/>
-      <w:r>
-        <w:rPr>
-          <w:b/>
-          <w:bCs/>
-        </w:rPr>
-        <w:t xml:space="preserve">Source </w:t>
-      </w:r>
-      <w:bookmarkEnd w:id="0"/>
-      <w:r>
-        <w:rPr>
-          <w:b/>
-          <w:bCs/>
-        </w:rPr>
-        <w:t>Medium</w:t>
+      <w:r>
+        <w:rPr>
+          <w:b/>
+        </w:rPr>
+        <w:t>File Format</w:t>
+      </w:r>
+      <w:r>
+        <w:t>: .pdf</w:t>
+      </w:r>
+    </w:p>
+    <w:p>
+      <w:pPr>
+        <w:ind w:left="720"/>
+      </w:pPr>
+      <w:r>
+        <w:t xml:space="preserve">* </w:t>
+      </w:r>
+      <w:r>
+        <w:rPr>
+          <w:b/>
+        </w:rPr>
+        <w:t>Content Quality</w:t>
+      </w:r>
+      <w:r>
+        <w:t>: No Quality</w:t>
+      </w:r>
+    </w:p>
+    <w:p>
+      <w:pPr>
+        <w:ind w:left="720"/>
+      </w:pPr>
+      <w:r>
+        <w:t xml:space="preserve">* </w:t>
+      </w:r>
+      <w:r>
+        <w:rPr>
+          <w:b/>
+        </w:rPr>
+        <w:t>Acquisition Date</w:t>
+      </w:r>
+      <w:r>
+        <w:t>: No Date</w:t>
+      </w:r>
+    </w:p>
+    <w:p>
+      <w:pPr>
+        <w:ind w:left="720"/>
+      </w:pPr>
+      <w:r>
+        <w:t xml:space="preserve">* </w:t>
+      </w:r>
+      <w:r>
+        <w:rPr>
+          <w:b/>
+        </w:rPr>
+        <w:t>Storage Location</w:t>
       </w:r>
       <w:r>
         <w:t xml:space="preserve">: </w:t>
       </w:r>
-      <w:r>
-        <w:t>Physical Source</w:t>
-      </w:r>
-      <w:r>
-        <w:br/>
-      </w:r>
-      <w:r>
-        <w:t xml:space="preserve">* </w:t>
-      </w:r>
-      <w:r>
-        <w:rPr>
-          <w:b/>
-          <w:bCs/>
-        </w:rPr>
-        <w:t>Original Source / Reference</w:t>
+      <w:proofErr w:type="spellStart"/>
+      <w:r>
+        <w:t>StorageType</w:t>
+      </w:r>
+      <w:proofErr w:type="spellEnd"/>
+      <w:r>
+        <w:t xml:space="preserve">: Cloud -&gt; Platform: GitHub -&gt; Account: </w:t>
+      </w:r>
+      <w:proofErr w:type="spellStart"/>
+      <w:r>
+        <w:t>topicsscience</w:t>
+      </w:r>
+      <w:proofErr w:type="spellEnd"/>
+      <w:r>
+        <w:t xml:space="preserve"> -&gt; Repository: </w:t>
+      </w:r>
+      <w:proofErr w:type="spellStart"/>
+      <w:r>
+        <w:t>kingdomheartsknowledge</w:t>
+      </w:r>
+      <w:proofErr w:type="spellEnd"/>
+      <w:r>
+        <w:t xml:space="preserve"> -&gt; Path: Knowledge/1-Academic/2-College </w:t>
+      </w:r>
+      <w:proofErr w:type="gramStart"/>
+      <w:r>
+        <w:t>/..</w:t>
+      </w:r>
+      <w:proofErr w:type="gramEnd"/>
+    </w:p>
+    <w:p>
+      <w:pPr>
+        <w:ind w:firstLine="720"/>
+      </w:pPr>
+      <w:r>
+        <w:t xml:space="preserve">* </w:t>
+      </w:r>
+      <w:r>
+        <w:rPr>
+          <w:b/>
+        </w:rPr>
+        <w:t>Notes</w:t>
       </w:r>
       <w:r>
         <w:t>:</w:t>
       </w:r>
-      <w:r>
-        <w:t xml:space="preserve"> </w:t>
-      </w:r>
-      <w:r>
-        <w:t xml:space="preserve">Modern Academy (Egypt) Textbook: “Computer Systems” – </w:t>
-      </w:r>
-      <w:r>
-        <w:t>1-</w:t>
-      </w:r>
-      <w:r>
-        <w:t>Intro to Computer Science (2017–2018 Edition)</w:t>
-      </w:r>
-    </w:p>
-    <w:p>
-      <w:pPr>
-        <w:ind w:left="720"/>
-      </w:pPr>
-      <w:r>
-        <w:t xml:space="preserve">* </w:t>
-      </w:r>
-      <w:r>
-        <w:rPr>
-          <w:b/>
-          <w:bCs/>
-        </w:rPr>
-        <w:t xml:space="preserve">Source </w:t>
-      </w:r>
-      <w:r>
-        <w:rPr>
-          <w:b/>
-          <w:bCs/>
-        </w:rPr>
-        <w:t>Server / Mirror</w:t>
-      </w:r>
-      <w:r>
-        <w:rPr>
-          <w:b/>
-          <w:bCs/>
-        </w:rPr>
-        <w:t>/</w:t>
-      </w:r>
-      <w:r>
-        <w:t xml:space="preserve"> </w:t>
-      </w:r>
-      <w:r>
-        <w:rPr>
-          <w:b/>
-          <w:bCs/>
-        </w:rPr>
-        <w:t>Storage</w:t>
-      </w:r>
-      <w:r>
-        <w:t xml:space="preserve">: </w:t>
-      </w:r>
-      <w:r>
-        <w:t>[</w:t>
-      </w:r>
-      <w:r>
-        <w:t>Locally Stored on Device [Huawei Y7 Prime 2019 – Mobile Scan Folder]</w:t>
-      </w:r>
-    </w:p>
-    <w:p>
-      <w:pPr>
-        <w:ind w:left="720"/>
-      </w:pPr>
-      <w:r>
-        <w:t xml:space="preserve">* </w:t>
-      </w:r>
-      <w:r>
-        <w:rPr>
-          <w:b/>
-          <w:bCs/>
-        </w:rPr>
-        <w:t>Download Method</w:t>
-      </w:r>
-      <w:r>
-        <w:t xml:space="preserve">: </w:t>
-      </w:r>
-      <w:r>
-        <w:t>Application: Microsoft Lens (https://www.microsoft.com/en-us/microsoft-lens) [Used to capture and digitize the physical college textbook into PDF format]</w:t>
-      </w:r>
-      <w:r>
-        <w:br/>
-      </w:r>
-      <w:r>
-        <w:t xml:space="preserve">* </w:t>
-      </w:r>
-      <w:r>
-        <w:rPr>
-          <w:b/>
-          <w:bCs/>
-        </w:rPr>
-        <w:t>Download Format</w:t>
-      </w:r>
-      <w:r>
-        <w:t>: .pdf</w:t>
-      </w:r>
-    </w:p>
-    <w:p>
-      <w:pPr>
-        <w:ind w:left="720"/>
-      </w:pPr>
-      <w:r>
-        <w:t xml:space="preserve">* </w:t>
-      </w:r>
-      <w:r>
-        <w:rPr>
-          <w:b/>
-          <w:bCs/>
-        </w:rPr>
-        <w:t>Download Quality</w:t>
-      </w:r>
-      <w:r>
-        <w:t xml:space="preserve">: </w:t>
-      </w:r>
-      <w:r>
-        <w:t>No Quality</w:t>
-      </w:r>
-    </w:p>
-    <w:p>
-      <w:pPr>
-        <w:ind w:left="720"/>
-      </w:pPr>
-      <w:r>
-        <w:t xml:space="preserve">* </w:t>
-      </w:r>
-      <w:r>
-        <w:rPr>
-          <w:b/>
-          <w:bCs/>
-        </w:rPr>
-        <w:t>Download Date</w:t>
-      </w:r>
-      <w:r>
-        <w:t xml:space="preserve">: </w:t>
-      </w:r>
-      <w:r>
-        <w:t>No Date</w:t>
-      </w:r>
-    </w:p>
-    <w:p>
-      <w:pPr>
-        <w:ind w:left="720"/>
-      </w:pPr>
-      <w:r>
-        <w:t xml:space="preserve">* </w:t>
-      </w:r>
-      <w:r>
-        <w:rPr>
-          <w:b/>
-        </w:rPr>
-        <w:t>Saved Location</w:t>
-      </w:r>
-      <w:r>
-        <w:t xml:space="preserve">: </w:t>
-      </w:r>
-      <w:proofErr w:type="spellStart"/>
-      <w:r>
-        <w:t>StorageType</w:t>
-      </w:r>
-      <w:proofErr w:type="spellEnd"/>
-      <w:r>
-        <w:t xml:space="preserve">: Cloud -&gt; Platform: GitHub -&gt; Account: </w:t>
-      </w:r>
-      <w:proofErr w:type="spellStart"/>
-      <w:r>
-        <w:t>topicsscience</w:t>
-      </w:r>
-      <w:proofErr w:type="spellEnd"/>
-      <w:r>
-        <w:t xml:space="preserve"> -&gt; Repository: </w:t>
-      </w:r>
-      <w:proofErr w:type="spellStart"/>
-      <w:r>
-        <w:t>kingdomheartsknowledge</w:t>
-      </w:r>
-      <w:proofErr w:type="spellEnd"/>
-      <w:r>
-        <w:t xml:space="preserve"> -&gt; Path: Knowledge/1-Academic/</w:t>
-      </w:r>
-      <w:r>
-        <w:t>2-College</w:t>
-      </w:r>
-      <w:r>
-        <w:t xml:space="preserve"> </w:t>
-      </w:r>
-      <w:r>
-        <w:t>/..</w:t>
-      </w:r>
-    </w:p>
-    <w:p>
-      <w:pPr>
-        <w:ind w:firstLine="720"/>
-      </w:pPr>
-      <w:r>
-        <w:t xml:space="preserve">* </w:t>
-      </w:r>
-      <w:r>
-        <w:rPr>
-          <w:b/>
-          <w:bCs/>
-        </w:rPr>
-        <w:t>Notes</w:t>
-      </w:r>
-      <w:r>
-        <w:t>:</w:t>
-      </w:r>
-    </w:p>
-    <w:p/>
+    </w:p>
     <w:sectPr>
       <w:pgSz w:w="12240" w:h="15840"/>
       <w:pgMar w:top="1440" w:right="1440" w:bottom="1440" w:left="1440" w:header="720" w:footer="720" w:gutter="0"/>
@@ -966,6 +3519,119 @@
     </w:lvl>
   </w:abstractNum>
   <w:abstractNum w:abstractNumId="5" w15:restartNumberingAfterBreak="0">
+    <w:nsid w:val="6FED255F"/>
+    <w:multiLevelType w:val="hybridMultilevel"/>
+    <w:tmpl w:val="B34CDAFC"/>
+    <w:lvl w:ilvl="0" w:tplc="FFFFFFFF">
+      <w:start w:val="1"/>
+      <w:numFmt w:val="decimal"/>
+      <w:lvlText w:val="%1."/>
+      <w:lvlJc w:val="left"/>
+      <w:pPr>
+        <w:ind w:left="720" w:hanging="360"/>
+      </w:pPr>
+      <w:rPr>
+        <w:rFonts w:hint="default"/>
+      </w:rPr>
+    </w:lvl>
+    <w:lvl w:ilvl="1" w:tplc="FFFFFFFF" w:tentative="1">
+      <w:start w:val="1"/>
+      <w:numFmt w:val="bullet"/>
+      <w:lvlText w:val="o"/>
+      <w:lvlJc w:val="left"/>
+      <w:pPr>
+        <w:ind w:left="1440" w:hanging="360"/>
+      </w:pPr>
+      <w:rPr>
+        <w:rFonts w:ascii="Courier New" w:hAnsi="Courier New" w:cs="Courier New" w:hint="default"/>
+      </w:rPr>
+    </w:lvl>
+    <w:lvl w:ilvl="2" w:tplc="FFFFFFFF" w:tentative="1">
+      <w:start w:val="1"/>
+      <w:numFmt w:val="bullet"/>
+      <w:lvlText w:val=""/>
+      <w:lvlJc w:val="left"/>
+      <w:pPr>
+        <w:ind w:left="2160" w:hanging="360"/>
+      </w:pPr>
+      <w:rPr>
+        <w:rFonts w:ascii="Wingdings" w:hAnsi="Wingdings" w:hint="default"/>
+      </w:rPr>
+    </w:lvl>
+    <w:lvl w:ilvl="3" w:tplc="FFFFFFFF" w:tentative="1">
+      <w:start w:val="1"/>
+      <w:numFmt w:val="bullet"/>
+      <w:lvlText w:val=""/>
+      <w:lvlJc w:val="left"/>
+      <w:pPr>
+        <w:ind w:left="2880" w:hanging="360"/>
+      </w:pPr>
+      <w:rPr>
+        <w:rFonts w:ascii="Symbol" w:hAnsi="Symbol" w:hint="default"/>
+      </w:rPr>
+    </w:lvl>
+    <w:lvl w:ilvl="4" w:tplc="FFFFFFFF" w:tentative="1">
+      <w:start w:val="1"/>
+      <w:numFmt w:val="bullet"/>
+      <w:lvlText w:val="o"/>
+      <w:lvlJc w:val="left"/>
+      <w:pPr>
+        <w:ind w:left="3600" w:hanging="360"/>
+      </w:pPr>
+      <w:rPr>
+        <w:rFonts w:ascii="Courier New" w:hAnsi="Courier New" w:cs="Courier New" w:hint="default"/>
+      </w:rPr>
+    </w:lvl>
+    <w:lvl w:ilvl="5" w:tplc="FFFFFFFF" w:tentative="1">
+      <w:start w:val="1"/>
+      <w:numFmt w:val="bullet"/>
+      <w:lvlText w:val=""/>
+      <w:lvlJc w:val="left"/>
+      <w:pPr>
+        <w:ind w:left="4320" w:hanging="360"/>
+      </w:pPr>
+      <w:rPr>
+        <w:rFonts w:ascii="Wingdings" w:hAnsi="Wingdings" w:hint="default"/>
+      </w:rPr>
+    </w:lvl>
+    <w:lvl w:ilvl="6" w:tplc="FFFFFFFF" w:tentative="1">
+      <w:start w:val="1"/>
+      <w:numFmt w:val="bullet"/>
+      <w:lvlText w:val=""/>
+      <w:lvlJc w:val="left"/>
+      <w:pPr>
+        <w:ind w:left="5040" w:hanging="360"/>
+      </w:pPr>
+      <w:rPr>
+        <w:rFonts w:ascii="Symbol" w:hAnsi="Symbol" w:hint="default"/>
+      </w:rPr>
+    </w:lvl>
+    <w:lvl w:ilvl="7" w:tplc="FFFFFFFF" w:tentative="1">
+      <w:start w:val="1"/>
+      <w:numFmt w:val="bullet"/>
+      <w:lvlText w:val="o"/>
+      <w:lvlJc w:val="left"/>
+      <w:pPr>
+        <w:ind w:left="5760" w:hanging="360"/>
+      </w:pPr>
+      <w:rPr>
+        <w:rFonts w:ascii="Courier New" w:hAnsi="Courier New" w:cs="Courier New" w:hint="default"/>
+      </w:rPr>
+    </w:lvl>
+    <w:lvl w:ilvl="8" w:tplc="FFFFFFFF" w:tentative="1">
+      <w:start w:val="1"/>
+      <w:numFmt w:val="bullet"/>
+      <w:lvlText w:val=""/>
+      <w:lvlJc w:val="left"/>
+      <w:pPr>
+        <w:ind w:left="6480" w:hanging="360"/>
+      </w:pPr>
+      <w:rPr>
+        <w:rFonts w:ascii="Wingdings" w:hAnsi="Wingdings" w:hint="default"/>
+      </w:rPr>
+    </w:lvl>
+  </w:abstractNum>
+  <w:abstractNum w:abstractNumId="6" w15:restartNumberingAfterBreak="0">
     <w:nsid w:val="784B34DB"/>
     <w:multiLevelType w:val="hybridMultilevel"/>
     <w:tmpl w:val="B34CDAFC"/>
@@ -1091,10 +3757,13 @@
     <w:abstractNumId w:val="2"/>
   </w:num>
   <w:num w:numId="5" w16cid:durableId="171725548">
-    <w:abstractNumId w:val="5"/>
+    <w:abstractNumId w:val="6"/>
   </w:num>
   <w:num w:numId="6" w16cid:durableId="1399741451">
     <w:abstractNumId w:val="0"/>
+  </w:num>
+  <w:num w:numId="7" w16cid:durableId="1633903487">
+    <w:abstractNumId w:val="5"/>
   </w:num>
 </w:numbering>
 </file>
@@ -1499,7 +4168,7 @@
   <w:style w:type="paragraph" w:default="1" w:styleId="Normal">
     <w:name w:val="Normal"/>
     <w:qFormat/>
-    <w:rsid w:val="004F71E7"/>
+    <w:rsid w:val="004932E4"/>
   </w:style>
   <w:style w:type="paragraph" w:styleId="Heading1">
     <w:name w:val="heading 1"/>
@@ -1703,6 +4372,7 @@
   <w:style w:type="character" w:default="1" w:styleId="DefaultParagraphFont">
     <w:name w:val="Default Paragraph Font"/>
     <w:uiPriority w:val="1"/>
+    <w:semiHidden/>
     <w:unhideWhenUsed/>
   </w:style>
   <w:style w:type="table" w:default="1" w:styleId="TableNormal">
@@ -2346,4 +5016,16 @@
     </a:ext>
   </a:extLst>
 </a:theme>
+</file>
+
+<file path=customXml/item1.xml><?xml version="1.0" encoding="utf-8"?>
+<b:Sources xmlns:b="http://schemas.openxmlformats.org/officeDocument/2006/bibliography" xmlns="http://schemas.openxmlformats.org/officeDocument/2006/bibliography" SelectedStyle="\APASixthEditionOfficeOnline.xsl" StyleName="APA" Version="6"/>
+</file>
+
+<file path=customXml/itemProps1.xml><?xml version="1.0" encoding="utf-8"?>
+<ds:datastoreItem xmlns:ds="http://schemas.openxmlformats.org/officeDocument/2006/customXml" ds:itemID="{811CFA4C-CA8B-4197-958C-46715333295F}">
+  <ds:schemaRefs>
+    <ds:schemaRef ds:uri="http://schemas.openxmlformats.org/officeDocument/2006/bibliography"/>
+  </ds:schemaRefs>
+</ds:datastoreItem>
 </file>